--- a/Science Books/QED Course/Lesson 32 Quantizing the Scalar Field.docx
+++ b/Science Books/QED Course/Lesson 32 Quantizing the Scalar Field.docx
@@ -538,8 +538,187 @@
       </w:pPr>
       <m:oMathPara>
         <m:oMath>
+          <m:d>
+            <m:dPr>
+              <m:begChr m:val="["/>
+              <m:endChr m:val="]"/>
+            </m:dPr>
+            <m:e>
+              <m:r>
+                <m:t xml:space="preserve">φ</m:t>
+              </m:r>
+              <m:d>
+                <m:dPr/>
+                <m:e>
+                  <m:r>
+                    <m:t xml:space="preserve">t</m:t>
+                  </m:r>
+                  <m:r>
+                    <m:t xml:space="preserve">,</m:t>
+                  </m:r>
+                  <m:r>
+                    <m:t xml:space="preserve">x</m:t>
+                  </m:r>
+                </m:e>
+              </m:d>
+              <m:r>
+                <m:t xml:space="preserve">,</m:t>
+              </m:r>
+              <m:r>
+                <m:t xml:space="preserve">π</m:t>
+              </m:r>
+              <m:d>
+                <m:dPr/>
+                <m:e>
+                  <m:r>
+                    <m:t xml:space="preserve">t</m:t>
+                  </m:r>
+                  <m:r>
+                    <m:t xml:space="preserve">,</m:t>
+                  </m:r>
+                  <m:r>
+                    <m:t xml:space="preserve">y</m:t>
+                  </m:r>
+                </m:e>
+              </m:d>
+            </m:e>
+          </m:d>
           <m:r>
-            <m:t xml:space="preserve">[φ(t, x), π(t, y)] = i δ³(x − y),    [φ(t, x), φ(t, y)] = [π(t, x), π(t, y)] = 0</m:t>
+            <m:t xml:space="preserve">=</m:t>
+          </m:r>
+          <m:r>
+            <m:t xml:space="preserve">i</m:t>
+          </m:r>
+          <m:r>
+            <m:t xml:space="preserve"> </m:t>
+          </m:r>
+          <m:sSup>
+            <m:e>
+              <m:r>
+                <m:t xml:space="preserve">δ</m:t>
+              </m:r>
+            </m:e>
+            <m:sup>
+              <m:r>
+                <m:t xml:space="preserve">3</m:t>
+              </m:r>
+            </m:sup>
+          </m:sSup>
+          <m:d>
+            <m:dPr/>
+            <m:e>
+              <m:r>
+                <m:t xml:space="preserve">x</m:t>
+              </m:r>
+              <m:r>
+                <m:t xml:space="preserve">−</m:t>
+              </m:r>
+              <m:r>
+                <m:t xml:space="preserve">y</m:t>
+              </m:r>
+            </m:e>
+          </m:d>
+          <m:r>
+            <m:t xml:space="preserve">,</m:t>
+          </m:r>
+          <m:d>
+            <m:dPr>
+              <m:begChr m:val="["/>
+              <m:endChr m:val="]"/>
+            </m:dPr>
+            <m:e>
+              <m:r>
+                <m:t xml:space="preserve">φ</m:t>
+              </m:r>
+              <m:d>
+                <m:dPr/>
+                <m:e>
+                  <m:r>
+                    <m:t xml:space="preserve">t</m:t>
+                  </m:r>
+                  <m:r>
+                    <m:t xml:space="preserve">,</m:t>
+                  </m:r>
+                  <m:r>
+                    <m:t xml:space="preserve">x</m:t>
+                  </m:r>
+                </m:e>
+              </m:d>
+              <m:r>
+                <m:t xml:space="preserve">,</m:t>
+              </m:r>
+              <m:r>
+                <m:t xml:space="preserve">φ</m:t>
+              </m:r>
+              <m:d>
+                <m:dPr/>
+                <m:e>
+                  <m:r>
+                    <m:t xml:space="preserve">t</m:t>
+                  </m:r>
+                  <m:r>
+                    <m:t xml:space="preserve">,</m:t>
+                  </m:r>
+                  <m:r>
+                    <m:t xml:space="preserve">y</m:t>
+                  </m:r>
+                </m:e>
+              </m:d>
+            </m:e>
+          </m:d>
+          <m:r>
+            <m:t xml:space="preserve">=</m:t>
+          </m:r>
+          <m:d>
+            <m:dPr>
+              <m:begChr m:val="["/>
+              <m:endChr m:val="]"/>
+            </m:dPr>
+            <m:e>
+              <m:r>
+                <m:t xml:space="preserve">π</m:t>
+              </m:r>
+              <m:d>
+                <m:dPr/>
+                <m:e>
+                  <m:r>
+                    <m:t xml:space="preserve">t</m:t>
+                  </m:r>
+                  <m:r>
+                    <m:t xml:space="preserve">,</m:t>
+                  </m:r>
+                  <m:r>
+                    <m:t xml:space="preserve">x</m:t>
+                  </m:r>
+                </m:e>
+              </m:d>
+              <m:r>
+                <m:t xml:space="preserve">,</m:t>
+              </m:r>
+              <m:r>
+                <m:t xml:space="preserve">π</m:t>
+              </m:r>
+              <m:d>
+                <m:dPr/>
+                <m:e>
+                  <m:r>
+                    <m:t xml:space="preserve">t</m:t>
+                  </m:r>
+                  <m:r>
+                    <m:t xml:space="preserve">,</m:t>
+                  </m:r>
+                  <m:r>
+                    <m:t xml:space="preserve">y</m:t>
+                  </m:r>
+                </m:e>
+              </m:d>
+            </m:e>
+          </m:d>
+          <m:r>
+            <m:t xml:space="preserve">=</m:t>
+          </m:r>
+          <m:r>
+            <m:t xml:space="preserve">0</m:t>
           </m:r>
         </m:oMath>
       </m:oMathPara>
@@ -557,8 +736,138 @@
       <m:oMathPara>
         <m:oMath>
           <m:r>
-            <m:t xml:space="preserve">H = ∫ d³x [ (1/2)π² + (1/2)(∇φ)² + (1/2)m²φ² ]</m:t>
+            <m:t xml:space="preserve">H</m:t>
           </m:r>
+          <m:r>
+            <m:t xml:space="preserve">=</m:t>
+          </m:r>
+          <m:r>
+            <m:t xml:space="preserve">∫</m:t>
+          </m:r>
+          <m:r>
+            <m:t xml:space="preserve"> </m:t>
+          </m:r>
+          <m:sSup>
+            <m:e>
+              <m:r>
+                <m:t xml:space="preserve">d</m:t>
+              </m:r>
+            </m:e>
+            <m:sup>
+              <m:r>
+                <m:t xml:space="preserve">3</m:t>
+              </m:r>
+            </m:sup>
+          </m:sSup>
+          <m:r>
+            <m:t xml:space="preserve">x</m:t>
+          </m:r>
+          <m:r>
+            <m:t xml:space="preserve"> </m:t>
+          </m:r>
+          <m:d>
+            <m:dPr>
+              <m:begChr m:val="["/>
+              <m:endChr m:val="]"/>
+            </m:dPr>
+            <m:e>
+              <m:f>
+                <m:num>
+                  <m:r>
+                    <m:t xml:space="preserve">1</m:t>
+                  </m:r>
+                </m:num>
+                <m:den>
+                  <m:r>
+                    <m:t xml:space="preserve">2</m:t>
+                  </m:r>
+                </m:den>
+              </m:f>
+              <m:sSup>
+                <m:e>
+                  <m:r>
+                    <m:t xml:space="preserve">π</m:t>
+                  </m:r>
+                </m:e>
+                <m:sup>
+                  <m:r>
+                    <m:t xml:space="preserve">2</m:t>
+                  </m:r>
+                </m:sup>
+              </m:sSup>
+              <m:r>
+                <m:t xml:space="preserve">+</m:t>
+              </m:r>
+              <m:f>
+                <m:num>
+                  <m:r>
+                    <m:t xml:space="preserve">1</m:t>
+                  </m:r>
+                </m:num>
+                <m:den>
+                  <m:r>
+                    <m:t xml:space="preserve">2</m:t>
+                  </m:r>
+                </m:den>
+              </m:f>
+              <m:sSup>
+                <m:e>
+                  <m:d>
+                    <m:dPr/>
+                    <m:e>
+                      <m:r>
+                        <m:t xml:space="preserve">∇φ</m:t>
+                      </m:r>
+                    </m:e>
+                  </m:d>
+                </m:e>
+                <m:sup>
+                  <m:r>
+                    <m:t xml:space="preserve">2</m:t>
+                  </m:r>
+                </m:sup>
+              </m:sSup>
+              <m:r>
+                <m:t xml:space="preserve">+</m:t>
+              </m:r>
+              <m:f>
+                <m:num>
+                  <m:r>
+                    <m:t xml:space="preserve">1</m:t>
+                  </m:r>
+                </m:num>
+                <m:den>
+                  <m:r>
+                    <m:t xml:space="preserve">2</m:t>
+                  </m:r>
+                </m:den>
+              </m:f>
+              <m:sSup>
+                <m:e>
+                  <m:r>
+                    <m:t xml:space="preserve">m</m:t>
+                  </m:r>
+                </m:e>
+                <m:sup>
+                  <m:r>
+                    <m:t xml:space="preserve">2</m:t>
+                  </m:r>
+                </m:sup>
+              </m:sSup>
+              <m:sSup>
+                <m:e>
+                  <m:r>
+                    <m:t xml:space="preserve">φ</m:t>
+                  </m:r>
+                </m:e>
+                <m:sup>
+                  <m:r>
+                    <m:t xml:space="preserve">2</m:t>
+                  </m:r>
+                </m:sup>
+              </m:sSup>
+            </m:e>
+          </m:d>
         </m:oMath>
       </m:oMathPara>
     </w:p>
@@ -609,8 +918,183 @@
       <m:oMathPara>
         <m:oMath>
           <m:r>
-            <m:t xml:space="preserve">φ(x) = ∫ d³p/(2π)³ (1/√(2E_p)) [ a_p e^(−ip·x) + a_p† e^(ip·x) ]</m:t>
+            <m:t xml:space="preserve">φ</m:t>
           </m:r>
+          <m:d>
+            <m:dPr/>
+            <m:e>
+              <m:r>
+                <m:t xml:space="preserve">x</m:t>
+              </m:r>
+            </m:e>
+          </m:d>
+          <m:r>
+            <m:t xml:space="preserve">=</m:t>
+          </m:r>
+          <m:r>
+            <m:t xml:space="preserve">∫</m:t>
+          </m:r>
+          <m:r>
+            <m:t xml:space="preserve"> </m:t>
+          </m:r>
+          <m:f>
+            <m:num>
+              <m:sSup>
+                <m:e>
+                  <m:r>
+                    <m:t xml:space="preserve">d</m:t>
+                  </m:r>
+                </m:e>
+                <m:sup>
+                  <m:r>
+                    <m:t xml:space="preserve">3</m:t>
+                  </m:r>
+                </m:sup>
+              </m:sSup>
+              <m:r>
+                <m:t xml:space="preserve">p</m:t>
+              </m:r>
+            </m:num>
+            <m:den>
+              <m:sSup>
+                <m:e>
+                  <m:d>
+                    <m:dPr/>
+                    <m:e>
+                      <m:r>
+                        <m:t xml:space="preserve">2π</m:t>
+                      </m:r>
+                    </m:e>
+                  </m:d>
+                </m:e>
+                <m:sup>
+                  <m:r>
+                    <m:t xml:space="preserve">3</m:t>
+                  </m:r>
+                </m:sup>
+              </m:sSup>
+            </m:den>
+          </m:f>
+          <m:r>
+            <m:t xml:space="preserve"> </m:t>
+          </m:r>
+          <m:d>
+            <m:dPr/>
+            <m:e>
+              <m:f>
+                <m:num>
+                  <m:r>
+                    <m:t xml:space="preserve">1</m:t>
+                  </m:r>
+                </m:num>
+                <m:den>
+                  <m:r>
+                    <m:t xml:space="preserve">√</m:t>
+                  </m:r>
+                  <m:d>
+                    <m:dPr/>
+                    <m:e>
+                      <m:sSub>
+                        <m:e>
+                          <m:r>
+                            <m:t xml:space="preserve">2E</m:t>
+                          </m:r>
+                        </m:e>
+                        <m:sub>
+                          <m:r>
+                            <m:t xml:space="preserve">p</m:t>
+                          </m:r>
+                        </m:sub>
+                      </m:sSub>
+                    </m:e>
+                  </m:d>
+                </m:den>
+              </m:f>
+            </m:e>
+          </m:d>
+          <m:r>
+            <m:t xml:space="preserve"> </m:t>
+          </m:r>
+          <m:d>
+            <m:dPr>
+              <m:begChr m:val="["/>
+              <m:endChr m:val="]"/>
+            </m:dPr>
+            <m:e>
+              <m:sSub>
+                <m:e>
+                  <m:r>
+                    <m:t xml:space="preserve">a</m:t>
+                  </m:r>
+                </m:e>
+                <m:sub>
+                  <m:r>
+                    <m:t xml:space="preserve">p</m:t>
+                  </m:r>
+                </m:sub>
+              </m:sSub>
+              <m:r>
+                <m:t xml:space="preserve"> </m:t>
+              </m:r>
+              <m:sSup>
+                <m:e>
+                  <m:r>
+                    <m:t xml:space="preserve">e</m:t>
+                  </m:r>
+                </m:e>
+                <m:sup>
+                  <m:r>
+                    <m:t xml:space="preserve">−</m:t>
+                  </m:r>
+                  <m:r>
+                    <m:t xml:space="preserve">ip</m:t>
+                  </m:r>
+                  <m:r>
+                    <m:t xml:space="preserve">·</m:t>
+                  </m:r>
+                  <m:r>
+                    <m:t xml:space="preserve">x</m:t>
+                  </m:r>
+                </m:sup>
+              </m:sSup>
+              <m:r>
+                <m:t xml:space="preserve">+</m:t>
+              </m:r>
+              <m:sSub>
+                <m:e>
+                  <m:r>
+                    <m:t xml:space="preserve">a</m:t>
+                  </m:r>
+                </m:e>
+                <m:sub>
+                  <m:r>
+                    <m:t xml:space="preserve">p†</m:t>
+                  </m:r>
+                </m:sub>
+              </m:sSub>
+              <m:r>
+                <m:t xml:space="preserve"> </m:t>
+              </m:r>
+              <m:sSup>
+                <m:e>
+                  <m:r>
+                    <m:t xml:space="preserve">e</m:t>
+                  </m:r>
+                </m:e>
+                <m:sup>
+                  <m:r>
+                    <m:t xml:space="preserve">ip</m:t>
+                  </m:r>
+                  <m:r>
+                    <m:t xml:space="preserve">·</m:t>
+                  </m:r>
+                  <m:r>
+                    <m:t xml:space="preserve">x</m:t>
+                  </m:r>
+                </m:sup>
+              </m:sSup>
+            </m:e>
+          </m:d>
         </m:oMath>
       </m:oMathPara>
     </w:p>
@@ -627,8 +1111,192 @@
       <m:oMathPara>
         <m:oMath>
           <m:r>
-            <m:t xml:space="preserve">π(x) = ∫ d³p/(2π)³ (−i) √(E_p/2) [ a_p e^(−ip·x) − a_p† e^(ip·x) ]</m:t>
+            <m:t xml:space="preserve">π</m:t>
           </m:r>
+          <m:d>
+            <m:dPr/>
+            <m:e>
+              <m:r>
+                <m:t xml:space="preserve">x</m:t>
+              </m:r>
+            </m:e>
+          </m:d>
+          <m:r>
+            <m:t xml:space="preserve">=</m:t>
+          </m:r>
+          <m:r>
+            <m:t xml:space="preserve">∫</m:t>
+          </m:r>
+          <m:r>
+            <m:t xml:space="preserve"> </m:t>
+          </m:r>
+          <m:f>
+            <m:num>
+              <m:sSup>
+                <m:e>
+                  <m:r>
+                    <m:t xml:space="preserve">d</m:t>
+                  </m:r>
+                </m:e>
+                <m:sup>
+                  <m:r>
+                    <m:t xml:space="preserve">3</m:t>
+                  </m:r>
+                </m:sup>
+              </m:sSup>
+              <m:r>
+                <m:t xml:space="preserve">p</m:t>
+              </m:r>
+            </m:num>
+            <m:den>
+              <m:sSup>
+                <m:e>
+                  <m:d>
+                    <m:dPr/>
+                    <m:e>
+                      <m:r>
+                        <m:t xml:space="preserve">2π</m:t>
+                      </m:r>
+                    </m:e>
+                  </m:d>
+                </m:e>
+                <m:sup>
+                  <m:r>
+                    <m:t xml:space="preserve">3</m:t>
+                  </m:r>
+                </m:sup>
+              </m:sSup>
+            </m:den>
+          </m:f>
+          <m:r>
+            <m:t xml:space="preserve"> </m:t>
+          </m:r>
+          <m:d>
+            <m:dPr/>
+            <m:e>
+              <m:r>
+                <m:t xml:space="preserve">−</m:t>
+              </m:r>
+              <m:r>
+                <m:t xml:space="preserve">i</m:t>
+              </m:r>
+            </m:e>
+          </m:d>
+          <m:r>
+            <m:t xml:space="preserve"> </m:t>
+          </m:r>
+          <m:r>
+            <m:t xml:space="preserve">√</m:t>
+          </m:r>
+          <m:d>
+            <m:dPr/>
+            <m:e>
+              <m:f>
+                <m:num>
+                  <m:sSub>
+                    <m:e>
+                      <m:r>
+                        <m:t xml:space="preserve">E</m:t>
+                      </m:r>
+                    </m:e>
+                    <m:sub>
+                      <m:r>
+                        <m:t xml:space="preserve">p</m:t>
+                      </m:r>
+                    </m:sub>
+                  </m:sSub>
+                </m:num>
+                <m:den>
+                  <m:r>
+                    <m:t xml:space="preserve">2</m:t>
+                  </m:r>
+                </m:den>
+              </m:f>
+            </m:e>
+          </m:d>
+          <m:r>
+            <m:t xml:space="preserve"> </m:t>
+          </m:r>
+          <m:d>
+            <m:dPr>
+              <m:begChr m:val="["/>
+              <m:endChr m:val="]"/>
+            </m:dPr>
+            <m:e>
+              <m:sSub>
+                <m:e>
+                  <m:r>
+                    <m:t xml:space="preserve">a</m:t>
+                  </m:r>
+                </m:e>
+                <m:sub>
+                  <m:r>
+                    <m:t xml:space="preserve">p</m:t>
+                  </m:r>
+                </m:sub>
+              </m:sSub>
+              <m:r>
+                <m:t xml:space="preserve"> </m:t>
+              </m:r>
+              <m:sSup>
+                <m:e>
+                  <m:r>
+                    <m:t xml:space="preserve">e</m:t>
+                  </m:r>
+                </m:e>
+                <m:sup>
+                  <m:r>
+                    <m:t xml:space="preserve">−</m:t>
+                  </m:r>
+                  <m:r>
+                    <m:t xml:space="preserve">ip</m:t>
+                  </m:r>
+                  <m:r>
+                    <m:t xml:space="preserve">·</m:t>
+                  </m:r>
+                  <m:r>
+                    <m:t xml:space="preserve">x</m:t>
+                  </m:r>
+                </m:sup>
+              </m:sSup>
+              <m:r>
+                <m:t xml:space="preserve">−</m:t>
+              </m:r>
+              <m:sSub>
+                <m:e>
+                  <m:r>
+                    <m:t xml:space="preserve">a</m:t>
+                  </m:r>
+                </m:e>
+                <m:sub>
+                  <m:r>
+                    <m:t xml:space="preserve">p†</m:t>
+                  </m:r>
+                </m:sub>
+              </m:sSub>
+              <m:r>
+                <m:t xml:space="preserve"> </m:t>
+              </m:r>
+              <m:sSup>
+                <m:e>
+                  <m:r>
+                    <m:t xml:space="preserve">e</m:t>
+                  </m:r>
+                </m:e>
+                <m:sup>
+                  <m:r>
+                    <m:t xml:space="preserve">ip</m:t>
+                  </m:r>
+                  <m:r>
+                    <m:t xml:space="preserve">·</m:t>
+                  </m:r>
+                  <m:r>
+                    <m:t xml:space="preserve">x</m:t>
+                  </m:r>
+                </m:sup>
+              </m:sSup>
+            </m:e>
+          </m:d>
         </m:oMath>
       </m:oMathPara>
     </w:p>
@@ -657,8 +1325,171 @@
       </w:pPr>
       <m:oMathPara>
         <m:oMath>
+          <m:d>
+            <m:dPr>
+              <m:begChr m:val="["/>
+              <m:endChr m:val="]"/>
+            </m:dPr>
+            <m:e>
+              <m:sSub>
+                <m:e>
+                  <m:r>
+                    <m:t xml:space="preserve">a</m:t>
+                  </m:r>
+                </m:e>
+                <m:sub>
+                  <m:r>
+                    <m:t xml:space="preserve">p</m:t>
+                  </m:r>
+                </m:sub>
+              </m:sSub>
+              <m:r>
+                <m:t xml:space="preserve">,</m:t>
+              </m:r>
+              <m:sSub>
+                <m:e>
+                  <m:r>
+                    <m:t xml:space="preserve">a</m:t>
+                  </m:r>
+                </m:e>
+                <m:sub>
+                  <m:r>
+                    <m:t xml:space="preserve">q†</m:t>
+                  </m:r>
+                </m:sub>
+              </m:sSub>
+            </m:e>
+          </m:d>
           <m:r>
-            <m:t xml:space="preserve">[a_p, a_q†] = (2π)³ δ³(p − q),    [a_p, a_q] = [a_p†, a_q†] = 0</m:t>
+            <m:t xml:space="preserve">=</m:t>
+          </m:r>
+          <m:sSup>
+            <m:e>
+              <m:d>
+                <m:dPr/>
+                <m:e>
+                  <m:r>
+                    <m:t xml:space="preserve">2π</m:t>
+                  </m:r>
+                </m:e>
+              </m:d>
+            </m:e>
+            <m:sup>
+              <m:r>
+                <m:t xml:space="preserve">3</m:t>
+              </m:r>
+            </m:sup>
+          </m:sSup>
+          <m:r>
+            <m:t xml:space="preserve"> </m:t>
+          </m:r>
+          <m:sSup>
+            <m:e>
+              <m:r>
+                <m:t xml:space="preserve">δ</m:t>
+              </m:r>
+            </m:e>
+            <m:sup>
+              <m:r>
+                <m:t xml:space="preserve">3</m:t>
+              </m:r>
+            </m:sup>
+          </m:sSup>
+          <m:d>
+            <m:dPr/>
+            <m:e>
+              <m:r>
+                <m:t xml:space="preserve">p</m:t>
+              </m:r>
+              <m:r>
+                <m:t xml:space="preserve">−</m:t>
+              </m:r>
+              <m:r>
+                <m:t xml:space="preserve">q</m:t>
+              </m:r>
+            </m:e>
+          </m:d>
+          <m:r>
+            <m:t xml:space="preserve">,</m:t>
+          </m:r>
+          <m:d>
+            <m:dPr>
+              <m:begChr m:val="["/>
+              <m:endChr m:val="]"/>
+            </m:dPr>
+            <m:e>
+              <m:sSub>
+                <m:e>
+                  <m:r>
+                    <m:t xml:space="preserve">a</m:t>
+                  </m:r>
+                </m:e>
+                <m:sub>
+                  <m:r>
+                    <m:t xml:space="preserve">p</m:t>
+                  </m:r>
+                </m:sub>
+              </m:sSub>
+              <m:r>
+                <m:t xml:space="preserve">,</m:t>
+              </m:r>
+              <m:sSub>
+                <m:e>
+                  <m:r>
+                    <m:t xml:space="preserve">a</m:t>
+                  </m:r>
+                </m:e>
+                <m:sub>
+                  <m:r>
+                    <m:t xml:space="preserve">q</m:t>
+                  </m:r>
+                </m:sub>
+              </m:sSub>
+            </m:e>
+          </m:d>
+          <m:r>
+            <m:t xml:space="preserve">=</m:t>
+          </m:r>
+          <m:d>
+            <m:dPr>
+              <m:begChr m:val="["/>
+              <m:endChr m:val="]"/>
+            </m:dPr>
+            <m:e>
+              <m:sSub>
+                <m:e>
+                  <m:r>
+                    <m:t xml:space="preserve">a</m:t>
+                  </m:r>
+                </m:e>
+                <m:sub>
+                  <m:r>
+                    <m:t xml:space="preserve">p†</m:t>
+                  </m:r>
+                </m:sub>
+              </m:sSub>
+              <m:r>
+                <m:t xml:space="preserve">,</m:t>
+              </m:r>
+              <m:sSub>
+                <m:e>
+                  <m:r>
+                    <m:t xml:space="preserve">a</m:t>
+                  </m:r>
+                </m:e>
+                <m:sub>
+                  <m:r>
+                    <m:t xml:space="preserve">q†</m:t>
+                  </m:r>
+                </m:sub>
+              </m:sSub>
+            </m:e>
+          </m:d>
+          <m:r>
+            <m:t xml:space="preserve">=</m:t>
+          </m:r>
+          <m:r>
+            <m:t xml:space="preserve">0</m:t>
           </m:r>
         </m:oMath>
       </m:oMathPara>
@@ -675,8 +1506,337 @@
       </w:pPr>
       <m:oMathPara>
         <m:oMath>
+          <m:d>
+            <m:dPr>
+              <m:begChr m:val="["/>
+              <m:endChr m:val="]"/>
+            </m:dPr>
+            <m:e>
+              <m:r>
+                <m:t xml:space="preserve">φ</m:t>
+              </m:r>
+              <m:d>
+                <m:dPr/>
+                <m:e>
+                  <m:r>
+                    <m:t xml:space="preserve">x</m:t>
+                  </m:r>
+                </m:e>
+              </m:d>
+              <m:r>
+                <m:t xml:space="preserve">,</m:t>
+              </m:r>
+              <m:r>
+                <m:t xml:space="preserve">π</m:t>
+              </m:r>
+              <m:d>
+                <m:dPr/>
+                <m:e>
+                  <m:r>
+                    <m:t xml:space="preserve">y</m:t>
+                  </m:r>
+                </m:e>
+              </m:d>
+            </m:e>
+          </m:d>
           <m:r>
-            <m:t xml:space="preserve">[φ(x), π(y)] = ∫∫ d³p d³q/(2π)⁶ (1/√(2E_p))(−i√(E_q/2)) { [a_p, −a_q†] e^(ip·x−iq·y) + [a_p†, a_q] e^(−ip·x+iq·y) }</m:t>
+            <m:t xml:space="preserve">=</m:t>
+          </m:r>
+          <m:r>
+            <m:t xml:space="preserve">∫∫</m:t>
+          </m:r>
+          <m:r>
+            <m:t xml:space="preserve"> </m:t>
+          </m:r>
+          <m:sSup>
+            <m:e>
+              <m:r>
+                <m:t xml:space="preserve">d</m:t>
+              </m:r>
+            </m:e>
+            <m:sup>
+              <m:r>
+                <m:t xml:space="preserve">3</m:t>
+              </m:r>
+            </m:sup>
+          </m:sSup>
+          <m:r>
+            <m:t xml:space="preserve">p</m:t>
+          </m:r>
+          <m:r>
+            <m:t xml:space="preserve"> </m:t>
+          </m:r>
+          <m:f>
+            <m:num>
+              <m:sSup>
+                <m:e>
+                  <m:r>
+                    <m:t xml:space="preserve">d</m:t>
+                  </m:r>
+                </m:e>
+                <m:sup>
+                  <m:r>
+                    <m:t xml:space="preserve">3</m:t>
+                  </m:r>
+                </m:sup>
+              </m:sSup>
+              <m:r>
+                <m:t xml:space="preserve">q</m:t>
+              </m:r>
+            </m:num>
+            <m:den>
+              <m:sSup>
+                <m:e>
+                  <m:d>
+                    <m:dPr/>
+                    <m:e>
+                      <m:r>
+                        <m:t xml:space="preserve">2π</m:t>
+                      </m:r>
+                    </m:e>
+                  </m:d>
+                </m:e>
+                <m:sup>
+                  <m:r>
+                    <m:t xml:space="preserve">6</m:t>
+                  </m:r>
+                </m:sup>
+              </m:sSup>
+            </m:den>
+          </m:f>
+          <m:r>
+            <m:t xml:space="preserve"> </m:t>
+          </m:r>
+          <m:d>
+            <m:dPr/>
+            <m:e>
+              <m:f>
+                <m:num>
+                  <m:r>
+                    <m:t xml:space="preserve">1</m:t>
+                  </m:r>
+                </m:num>
+                <m:den>
+                  <m:r>
+                    <m:t xml:space="preserve">√</m:t>
+                  </m:r>
+                  <m:d>
+                    <m:dPr/>
+                    <m:e>
+                      <m:sSub>
+                        <m:e>
+                          <m:r>
+                            <m:t xml:space="preserve">2E</m:t>
+                          </m:r>
+                        </m:e>
+                        <m:sub>
+                          <m:r>
+                            <m:t xml:space="preserve">p</m:t>
+                          </m:r>
+                        </m:sub>
+                      </m:sSub>
+                    </m:e>
+                  </m:d>
+                </m:den>
+              </m:f>
+            </m:e>
+          </m:d>
+          <m:d>
+            <m:dPr/>
+            <m:e>
+              <m:r>
+                <m:t xml:space="preserve">−</m:t>
+              </m:r>
+              <m:r>
+                <m:t xml:space="preserve">i√</m:t>
+              </m:r>
+              <m:d>
+                <m:dPr/>
+                <m:e>
+                  <m:f>
+                    <m:num>
+                      <m:sSub>
+                        <m:e>
+                          <m:r>
+                            <m:t xml:space="preserve">E</m:t>
+                          </m:r>
+                        </m:e>
+                        <m:sub>
+                          <m:r>
+                            <m:t xml:space="preserve">q</m:t>
+                          </m:r>
+                        </m:sub>
+                      </m:sSub>
+                    </m:num>
+                    <m:den>
+                      <m:r>
+                        <m:t xml:space="preserve">2</m:t>
+                      </m:r>
+                    </m:den>
+                  </m:f>
+                </m:e>
+              </m:d>
+            </m:e>
+          </m:d>
+          <m:r>
+            <m:t xml:space="preserve"> </m:t>
+          </m:r>
+          <m:r>
+            <m:t xml:space="preserve">{</m:t>
+          </m:r>
+          <m:r>
+            <m:t xml:space="preserve"> </m:t>
+          </m:r>
+          <m:d>
+            <m:dPr>
+              <m:begChr m:val="["/>
+              <m:endChr m:val="]"/>
+            </m:dPr>
+            <m:e>
+              <m:sSub>
+                <m:e>
+                  <m:r>
+                    <m:t xml:space="preserve">a</m:t>
+                  </m:r>
+                </m:e>
+                <m:sub>
+                  <m:r>
+                    <m:t xml:space="preserve">p</m:t>
+                  </m:r>
+                </m:sub>
+              </m:sSub>
+              <m:r>
+                <m:t xml:space="preserve">,</m:t>
+              </m:r>
+              <m:r>
+                <m:t xml:space="preserve">−</m:t>
+              </m:r>
+              <m:sSub>
+                <m:e>
+                  <m:r>
+                    <m:t xml:space="preserve">a</m:t>
+                  </m:r>
+                </m:e>
+                <m:sub>
+                  <m:r>
+                    <m:t xml:space="preserve">q†</m:t>
+                  </m:r>
+                </m:sub>
+              </m:sSub>
+            </m:e>
+          </m:d>
+          <m:r>
+            <m:t xml:space="preserve"> </m:t>
+          </m:r>
+          <m:sSup>
+            <m:e>
+              <m:r>
+                <m:t xml:space="preserve">e</m:t>
+              </m:r>
+            </m:e>
+            <m:sup>
+              <m:r>
+                <m:t xml:space="preserve">ip</m:t>
+              </m:r>
+              <m:r>
+                <m:t xml:space="preserve">·</m:t>
+              </m:r>
+              <m:r>
+                <m:t xml:space="preserve">x</m:t>
+              </m:r>
+              <m:r>
+                <m:t xml:space="preserve">−</m:t>
+              </m:r>
+              <m:r>
+                <m:t xml:space="preserve">iq</m:t>
+              </m:r>
+              <m:r>
+                <m:t xml:space="preserve">·</m:t>
+              </m:r>
+              <m:r>
+                <m:t xml:space="preserve">y</m:t>
+              </m:r>
+            </m:sup>
+          </m:sSup>
+          <m:r>
+            <m:t xml:space="preserve">+</m:t>
+          </m:r>
+          <m:d>
+            <m:dPr>
+              <m:begChr m:val="["/>
+              <m:endChr m:val="]"/>
+            </m:dPr>
+            <m:e>
+              <m:sSub>
+                <m:e>
+                  <m:r>
+                    <m:t xml:space="preserve">a</m:t>
+                  </m:r>
+                </m:e>
+                <m:sub>
+                  <m:r>
+                    <m:t xml:space="preserve">p†</m:t>
+                  </m:r>
+                </m:sub>
+              </m:sSub>
+              <m:r>
+                <m:t xml:space="preserve">,</m:t>
+              </m:r>
+              <m:sSub>
+                <m:e>
+                  <m:r>
+                    <m:t xml:space="preserve">a</m:t>
+                  </m:r>
+                </m:e>
+                <m:sub>
+                  <m:r>
+                    <m:t xml:space="preserve">q</m:t>
+                  </m:r>
+                </m:sub>
+              </m:sSub>
+            </m:e>
+          </m:d>
+          <m:r>
+            <m:t xml:space="preserve"> </m:t>
+          </m:r>
+          <m:sSup>
+            <m:e>
+              <m:r>
+                <m:t xml:space="preserve">e</m:t>
+              </m:r>
+            </m:e>
+            <m:sup>
+              <m:r>
+                <m:t xml:space="preserve">−</m:t>
+              </m:r>
+              <m:r>
+                <m:t xml:space="preserve">ip</m:t>
+              </m:r>
+              <m:r>
+                <m:t xml:space="preserve">·</m:t>
+              </m:r>
+              <m:r>
+                <m:t xml:space="preserve">x</m:t>
+              </m:r>
+              <m:r>
+                <m:t xml:space="preserve">+</m:t>
+              </m:r>
+              <m:r>
+                <m:t xml:space="preserve">iq</m:t>
+              </m:r>
+              <m:r>
+                <m:t xml:space="preserve">·</m:t>
+              </m:r>
+              <m:r>
+                <m:t xml:space="preserve">y</m:t>
+              </m:r>
+            </m:sup>
+          </m:sSup>
+          <m:r>
+            <m:t xml:space="preserve"> </m:t>
+          </m:r>
+          <m:r>
+            <m:t xml:space="preserve">}</m:t>
           </m:r>
         </m:oMath>
       </m:oMathPara>
@@ -693,9 +1853,264 @@
       </w:pPr>
       <m:oMathPara>
         <m:oMath>
+          <m:d>
+            <m:dPr>
+              <m:begChr m:val="["/>
+              <m:endChr m:val="]"/>
+            </m:dPr>
+            <m:e>
+              <m:r>
+                <m:t xml:space="preserve">φ</m:t>
+              </m:r>
+              <m:d>
+                <m:dPr/>
+                <m:e>
+                  <m:r>
+                    <m:t xml:space="preserve">x</m:t>
+                  </m:r>
+                </m:e>
+              </m:d>
+              <m:r>
+                <m:t xml:space="preserve">,</m:t>
+              </m:r>
+              <m:r>
+                <m:t xml:space="preserve">π</m:t>
+              </m:r>
+              <m:d>
+                <m:dPr/>
+                <m:e>
+                  <m:r>
+                    <m:t xml:space="preserve">y</m:t>
+                  </m:r>
+                </m:e>
+              </m:d>
+            </m:e>
+          </m:d>
           <m:r>
-            <m:t xml:space="preserve">[φ(x), π(y)] = ∫ d³p/(2π)³ (−i/2)(−1)(e^(ip·(x−y)) + e^(−ip·(x−y))) = (i/2)(2δ³(x − y)) = iδ³(x − y)</m:t>
+            <m:t xml:space="preserve">=</m:t>
           </m:r>
+          <m:r>
+            <m:t xml:space="preserve">∫</m:t>
+          </m:r>
+          <m:r>
+            <m:t xml:space="preserve"> </m:t>
+          </m:r>
+          <m:f>
+            <m:num>
+              <m:sSup>
+                <m:e>
+                  <m:r>
+                    <m:t xml:space="preserve">d</m:t>
+                  </m:r>
+                </m:e>
+                <m:sup>
+                  <m:r>
+                    <m:t xml:space="preserve">3</m:t>
+                  </m:r>
+                </m:sup>
+              </m:sSup>
+              <m:r>
+                <m:t xml:space="preserve">p</m:t>
+              </m:r>
+            </m:num>
+            <m:den>
+              <m:sSup>
+                <m:e>
+                  <m:d>
+                    <m:dPr/>
+                    <m:e>
+                      <m:r>
+                        <m:t xml:space="preserve">2π</m:t>
+                      </m:r>
+                    </m:e>
+                  </m:d>
+                </m:e>
+                <m:sup>
+                  <m:r>
+                    <m:t xml:space="preserve">3</m:t>
+                  </m:r>
+                </m:sup>
+              </m:sSup>
+            </m:den>
+          </m:f>
+          <m:r>
+            <m:t xml:space="preserve"> </m:t>
+          </m:r>
+          <m:d>
+            <m:dPr/>
+            <m:e>
+              <m:r>
+                <m:t xml:space="preserve">−</m:t>
+              </m:r>
+              <m:f>
+                <m:num>
+                  <m:r>
+                    <m:t xml:space="preserve">i</m:t>
+                  </m:r>
+                </m:num>
+                <m:den>
+                  <m:r>
+                    <m:t xml:space="preserve">2</m:t>
+                  </m:r>
+                </m:den>
+              </m:f>
+            </m:e>
+          </m:d>
+          <m:d>
+            <m:dPr/>
+            <m:e>
+              <m:r>
+                <m:t xml:space="preserve">−</m:t>
+              </m:r>
+              <m:r>
+                <m:t xml:space="preserve">1</m:t>
+              </m:r>
+            </m:e>
+          </m:d>
+          <m:d>
+            <m:dPr/>
+            <m:e>
+              <m:sSup>
+                <m:e>
+                  <m:r>
+                    <m:t xml:space="preserve">e</m:t>
+                  </m:r>
+                </m:e>
+                <m:sup>
+                  <m:r>
+                    <m:t xml:space="preserve">ip</m:t>
+                  </m:r>
+                  <m:r>
+                    <m:t xml:space="preserve">·</m:t>
+                  </m:r>
+                  <m:d>
+                    <m:dPr/>
+                    <m:e>
+                      <m:r>
+                        <m:t xml:space="preserve">x</m:t>
+                      </m:r>
+                      <m:r>
+                        <m:t xml:space="preserve">−</m:t>
+                      </m:r>
+                      <m:r>
+                        <m:t xml:space="preserve">y</m:t>
+                      </m:r>
+                    </m:e>
+                  </m:d>
+                </m:sup>
+              </m:sSup>
+              <m:r>
+                <m:t xml:space="preserve">+</m:t>
+              </m:r>
+              <m:sSup>
+                <m:e>
+                  <m:r>
+                    <m:t xml:space="preserve">e</m:t>
+                  </m:r>
+                </m:e>
+                <m:sup>
+                  <m:r>
+                    <m:t xml:space="preserve">−</m:t>
+                  </m:r>
+                  <m:r>
+                    <m:t xml:space="preserve">ip</m:t>
+                  </m:r>
+                  <m:r>
+                    <m:t xml:space="preserve">·</m:t>
+                  </m:r>
+                  <m:d>
+                    <m:dPr/>
+                    <m:e>
+                      <m:r>
+                        <m:t xml:space="preserve">x</m:t>
+                      </m:r>
+                      <m:r>
+                        <m:t xml:space="preserve">−</m:t>
+                      </m:r>
+                      <m:r>
+                        <m:t xml:space="preserve">y</m:t>
+                      </m:r>
+                    </m:e>
+                  </m:d>
+                </m:sup>
+              </m:sSup>
+            </m:e>
+          </m:d>
+          <m:r>
+            <m:t xml:space="preserve">=</m:t>
+          </m:r>
+          <m:f>
+            <m:num>
+              <m:r>
+                <m:t xml:space="preserve">i</m:t>
+              </m:r>
+            </m:num>
+            <m:den>
+              <m:r>
+                <m:t xml:space="preserve">2</m:t>
+              </m:r>
+            </m:den>
+          </m:f>
+          <m:d>
+            <m:dPr/>
+            <m:e>
+              <m:sSup>
+                <m:e>
+                  <m:r>
+                    <m:t xml:space="preserve">2δ</m:t>
+                  </m:r>
+                </m:e>
+                <m:sup>
+                  <m:r>
+                    <m:t xml:space="preserve">3</m:t>
+                  </m:r>
+                </m:sup>
+              </m:sSup>
+              <m:d>
+                <m:dPr/>
+                <m:e>
+                  <m:r>
+                    <m:t xml:space="preserve">x</m:t>
+                  </m:r>
+                  <m:r>
+                    <m:t xml:space="preserve">−</m:t>
+                  </m:r>
+                  <m:r>
+                    <m:t xml:space="preserve">y</m:t>
+                  </m:r>
+                </m:e>
+              </m:d>
+            </m:e>
+          </m:d>
+          <m:r>
+            <m:t xml:space="preserve">=</m:t>
+          </m:r>
+          <m:sSup>
+            <m:e>
+              <m:r>
+                <m:t xml:space="preserve">iδ</m:t>
+              </m:r>
+            </m:e>
+            <m:sup>
+              <m:r>
+                <m:t xml:space="preserve">3</m:t>
+              </m:r>
+            </m:sup>
+          </m:sSup>
+          <m:d>
+            <m:dPr/>
+            <m:e>
+              <m:r>
+                <m:t xml:space="preserve">x</m:t>
+              </m:r>
+              <m:r>
+                <m:t xml:space="preserve">−</m:t>
+              </m:r>
+              <m:r>
+                <m:t xml:space="preserve">y</m:t>
+              </m:r>
+            </m:e>
+          </m:d>
         </m:oMath>
       </m:oMathPara>
     </w:p>
@@ -746,7 +2161,90 @@
       <m:oMathPara>
         <m:oMath>
           <m:r>
-            <m:t xml:space="preserve">−E_p/4 + (|p|² + m²)/(4E_p) = 0</m:t>
+            <m:t xml:space="preserve">−</m:t>
+          </m:r>
+          <m:f>
+            <m:num>
+              <m:sSub>
+                <m:e>
+                  <m:r>
+                    <m:t xml:space="preserve">E</m:t>
+                  </m:r>
+                </m:e>
+                <m:sub>
+                  <m:r>
+                    <m:t xml:space="preserve">p</m:t>
+                  </m:r>
+                </m:sub>
+              </m:sSub>
+            </m:num>
+            <m:den>
+              <m:r>
+                <m:t xml:space="preserve">4</m:t>
+              </m:r>
+            </m:den>
+          </m:f>
+          <m:r>
+            <m:t xml:space="preserve">+</m:t>
+          </m:r>
+          <m:f>
+            <m:num>
+              <m:sSup>
+                <m:e>
+                  <m:d>
+                    <m:dPr>
+                      <m:begChr m:val="|"/>
+                      <m:endChr m:val="|"/>
+                    </m:dPr>
+                    <m:e>
+                      <m:r>
+                        <m:t xml:space="preserve">p</m:t>
+                      </m:r>
+                    </m:e>
+                  </m:d>
+                </m:e>
+                <m:sup>
+                  <m:r>
+                    <m:t xml:space="preserve">2</m:t>
+                  </m:r>
+                </m:sup>
+              </m:sSup>
+              <m:r>
+                <m:t xml:space="preserve">+</m:t>
+              </m:r>
+              <m:sSup>
+                <m:e>
+                  <m:r>
+                    <m:t xml:space="preserve">m</m:t>
+                  </m:r>
+                </m:e>
+                <m:sup>
+                  <m:r>
+                    <m:t xml:space="preserve">2</m:t>
+                  </m:r>
+                </m:sup>
+              </m:sSup>
+            </m:num>
+            <m:den>
+              <m:sSub>
+                <m:e>
+                  <m:r>
+                    <m:t xml:space="preserve">4E</m:t>
+                  </m:r>
+                </m:e>
+                <m:sub>
+                  <m:r>
+                    <m:t xml:space="preserve">p</m:t>
+                  </m:r>
+                </m:sub>
+              </m:sSub>
+            </m:den>
+          </m:f>
+          <m:r>
+            <m:t xml:space="preserve">=</m:t>
+          </m:r>
+          <m:r>
+            <m:t xml:space="preserve">0</m:t>
           </m:r>
         </m:oMath>
       </m:oMathPara>
@@ -764,8 +2262,314 @@
       <m:oMathPara>
         <m:oMath>
           <m:r>
-            <m:t xml:space="preserve">H = ∫ d³p/(2π)³ (E_p/2) (a_p†a_p + a_pa_p†) = ∫ d³p/(2π)³ E_p a_p†a_p + ∫ d³p (1/2) E_p δ³(0)</m:t>
+            <m:t xml:space="preserve">H</m:t>
           </m:r>
+          <m:r>
+            <m:t xml:space="preserve">=</m:t>
+          </m:r>
+          <m:r>
+            <m:t xml:space="preserve">∫</m:t>
+          </m:r>
+          <m:r>
+            <m:t xml:space="preserve"> </m:t>
+          </m:r>
+          <m:f>
+            <m:num>
+              <m:sSup>
+                <m:e>
+                  <m:r>
+                    <m:t xml:space="preserve">d</m:t>
+                  </m:r>
+                </m:e>
+                <m:sup>
+                  <m:r>
+                    <m:t xml:space="preserve">3</m:t>
+                  </m:r>
+                </m:sup>
+              </m:sSup>
+              <m:r>
+                <m:t xml:space="preserve">p</m:t>
+              </m:r>
+            </m:num>
+            <m:den>
+              <m:sSup>
+                <m:e>
+                  <m:d>
+                    <m:dPr/>
+                    <m:e>
+                      <m:r>
+                        <m:t xml:space="preserve">2π</m:t>
+                      </m:r>
+                    </m:e>
+                  </m:d>
+                </m:e>
+                <m:sup>
+                  <m:r>
+                    <m:t xml:space="preserve">3</m:t>
+                  </m:r>
+                </m:sup>
+              </m:sSup>
+            </m:den>
+          </m:f>
+          <m:r>
+            <m:t xml:space="preserve"> </m:t>
+          </m:r>
+          <m:d>
+            <m:dPr/>
+            <m:e>
+              <m:f>
+                <m:num>
+                  <m:sSub>
+                    <m:e>
+                      <m:r>
+                        <m:t xml:space="preserve">E</m:t>
+                      </m:r>
+                    </m:e>
+                    <m:sub>
+                      <m:r>
+                        <m:t xml:space="preserve">p</m:t>
+                      </m:r>
+                    </m:sub>
+                  </m:sSub>
+                </m:num>
+                <m:den>
+                  <m:r>
+                    <m:t xml:space="preserve">2</m:t>
+                  </m:r>
+                </m:den>
+              </m:f>
+            </m:e>
+          </m:d>
+          <m:r>
+            <m:t xml:space="preserve"> </m:t>
+          </m:r>
+          <m:d>
+            <m:dPr/>
+            <m:e>
+              <m:sSub>
+                <m:e>
+                  <m:r>
+                    <m:t xml:space="preserve">a</m:t>
+                  </m:r>
+                </m:e>
+                <m:sub>
+                  <m:r>
+                    <m:t xml:space="preserve">p†</m:t>
+                  </m:r>
+                </m:sub>
+              </m:sSub>
+              <m:sSub>
+                <m:e>
+                  <m:r>
+                    <m:t xml:space="preserve">a</m:t>
+                  </m:r>
+                </m:e>
+                <m:sub>
+                  <m:r>
+                    <m:t xml:space="preserve">p</m:t>
+                  </m:r>
+                </m:sub>
+              </m:sSub>
+              <m:r>
+                <m:t xml:space="preserve">+</m:t>
+              </m:r>
+              <m:sSub>
+                <m:e>
+                  <m:r>
+                    <m:t xml:space="preserve">a</m:t>
+                  </m:r>
+                </m:e>
+                <m:sub>
+                  <m:r>
+                    <m:t xml:space="preserve">p</m:t>
+                  </m:r>
+                </m:sub>
+              </m:sSub>
+              <m:sSub>
+                <m:e>
+                  <m:r>
+                    <m:t xml:space="preserve">a</m:t>
+                  </m:r>
+                </m:e>
+                <m:sub>
+                  <m:r>
+                    <m:t xml:space="preserve">p†</m:t>
+                  </m:r>
+                </m:sub>
+              </m:sSub>
+            </m:e>
+          </m:d>
+          <m:r>
+            <m:t xml:space="preserve">=</m:t>
+          </m:r>
+          <m:r>
+            <m:t xml:space="preserve">∫</m:t>
+          </m:r>
+          <m:r>
+            <m:t xml:space="preserve"> </m:t>
+          </m:r>
+          <m:f>
+            <m:num>
+              <m:sSup>
+                <m:e>
+                  <m:r>
+                    <m:t xml:space="preserve">d</m:t>
+                  </m:r>
+                </m:e>
+                <m:sup>
+                  <m:r>
+                    <m:t xml:space="preserve">3</m:t>
+                  </m:r>
+                </m:sup>
+              </m:sSup>
+              <m:r>
+                <m:t xml:space="preserve">p</m:t>
+              </m:r>
+            </m:num>
+            <m:den>
+              <m:sSup>
+                <m:e>
+                  <m:d>
+                    <m:dPr/>
+                    <m:e>
+                      <m:r>
+                        <m:t xml:space="preserve">2π</m:t>
+                      </m:r>
+                    </m:e>
+                  </m:d>
+                </m:e>
+                <m:sup>
+                  <m:r>
+                    <m:t xml:space="preserve">3</m:t>
+                  </m:r>
+                </m:sup>
+              </m:sSup>
+            </m:den>
+          </m:f>
+          <m:r>
+            <m:t xml:space="preserve"> </m:t>
+          </m:r>
+          <m:sSub>
+            <m:e>
+              <m:r>
+                <m:t xml:space="preserve">E</m:t>
+              </m:r>
+            </m:e>
+            <m:sub>
+              <m:r>
+                <m:t xml:space="preserve">p</m:t>
+              </m:r>
+            </m:sub>
+          </m:sSub>
+          <m:r>
+            <m:t xml:space="preserve"> </m:t>
+          </m:r>
+          <m:sSub>
+            <m:e>
+              <m:r>
+                <m:t xml:space="preserve">a</m:t>
+              </m:r>
+            </m:e>
+            <m:sub>
+              <m:r>
+                <m:t xml:space="preserve">p†</m:t>
+              </m:r>
+            </m:sub>
+          </m:sSub>
+          <m:sSub>
+            <m:e>
+              <m:r>
+                <m:t xml:space="preserve">a</m:t>
+              </m:r>
+            </m:e>
+            <m:sub>
+              <m:r>
+                <m:t xml:space="preserve">p</m:t>
+              </m:r>
+            </m:sub>
+          </m:sSub>
+          <m:r>
+            <m:t xml:space="preserve">+</m:t>
+          </m:r>
+          <m:r>
+            <m:t xml:space="preserve">∫</m:t>
+          </m:r>
+          <m:r>
+            <m:t xml:space="preserve"> </m:t>
+          </m:r>
+          <m:sSup>
+            <m:e>
+              <m:r>
+                <m:t xml:space="preserve">d</m:t>
+              </m:r>
+            </m:e>
+            <m:sup>
+              <m:r>
+                <m:t xml:space="preserve">3</m:t>
+              </m:r>
+            </m:sup>
+          </m:sSup>
+          <m:r>
+            <m:t xml:space="preserve">p</m:t>
+          </m:r>
+          <m:r>
+            <m:t xml:space="preserve"> </m:t>
+          </m:r>
+          <m:d>
+            <m:dPr/>
+            <m:e>
+              <m:f>
+                <m:num>
+                  <m:r>
+                    <m:t xml:space="preserve">1</m:t>
+                  </m:r>
+                </m:num>
+                <m:den>
+                  <m:r>
+                    <m:t xml:space="preserve">2</m:t>
+                  </m:r>
+                </m:den>
+              </m:f>
+            </m:e>
+          </m:d>
+          <m:r>
+            <m:t xml:space="preserve"> </m:t>
+          </m:r>
+          <m:sSub>
+            <m:e>
+              <m:r>
+                <m:t xml:space="preserve">E</m:t>
+              </m:r>
+            </m:e>
+            <m:sub>
+              <m:r>
+                <m:t xml:space="preserve">p</m:t>
+              </m:r>
+            </m:sub>
+          </m:sSub>
+          <m:r>
+            <m:t xml:space="preserve"> </m:t>
+          </m:r>
+          <m:sSup>
+            <m:e>
+              <m:r>
+                <m:t xml:space="preserve">δ</m:t>
+              </m:r>
+            </m:e>
+            <m:sup>
+              <m:r>
+                <m:t xml:space="preserve">3</m:t>
+              </m:r>
+            </m:sup>
+          </m:sSup>
+          <m:d>
+            <m:dPr/>
+            <m:e>
+              <m:r>
+                <m:t xml:space="preserve">0</m:t>
+              </m:r>
+            </m:e>
+          </m:d>
         </m:oMath>
       </m:oMathPara>
     </w:p>
@@ -782,8 +2586,97 @@
       <m:oMathPara>
         <m:oMath>
           <m:r>
-            <m:t xml:space="preserve">H = ∫ d³p/(2π)³ E_p a_p†a_p</m:t>
+            <m:t xml:space="preserve">H</m:t>
           </m:r>
+          <m:r>
+            <m:t xml:space="preserve">=</m:t>
+          </m:r>
+          <m:r>
+            <m:t xml:space="preserve">∫</m:t>
+          </m:r>
+          <m:r>
+            <m:t xml:space="preserve"> </m:t>
+          </m:r>
+          <m:f>
+            <m:num>
+              <m:sSup>
+                <m:e>
+                  <m:r>
+                    <m:t xml:space="preserve">d</m:t>
+                  </m:r>
+                </m:e>
+                <m:sup>
+                  <m:r>
+                    <m:t xml:space="preserve">3</m:t>
+                  </m:r>
+                </m:sup>
+              </m:sSup>
+              <m:r>
+                <m:t xml:space="preserve">p</m:t>
+              </m:r>
+            </m:num>
+            <m:den>
+              <m:sSup>
+                <m:e>
+                  <m:d>
+                    <m:dPr/>
+                    <m:e>
+                      <m:r>
+                        <m:t xml:space="preserve">2π</m:t>
+                      </m:r>
+                    </m:e>
+                  </m:d>
+                </m:e>
+                <m:sup>
+                  <m:r>
+                    <m:t xml:space="preserve">3</m:t>
+                  </m:r>
+                </m:sup>
+              </m:sSup>
+            </m:den>
+          </m:f>
+          <m:r>
+            <m:t xml:space="preserve"> </m:t>
+          </m:r>
+          <m:sSub>
+            <m:e>
+              <m:r>
+                <m:t xml:space="preserve">E</m:t>
+              </m:r>
+            </m:e>
+            <m:sub>
+              <m:r>
+                <m:t xml:space="preserve">p</m:t>
+              </m:r>
+            </m:sub>
+          </m:sSub>
+          <m:r>
+            <m:t xml:space="preserve"> </m:t>
+          </m:r>
+          <m:sSub>
+            <m:e>
+              <m:r>
+                <m:t xml:space="preserve">a</m:t>
+              </m:r>
+            </m:e>
+            <m:sub>
+              <m:r>
+                <m:t xml:space="preserve">p†</m:t>
+              </m:r>
+            </m:sub>
+          </m:sSub>
+          <m:sSub>
+            <m:e>
+              <m:r>
+                <m:t xml:space="preserve">a</m:t>
+              </m:r>
+            </m:e>
+            <m:sub>
+              <m:r>
+                <m:t xml:space="preserve">p</m:t>
+              </m:r>
+            </m:sub>
+          </m:sSub>
         </m:oMath>
       </m:oMathPara>
     </w:p>
@@ -813,8 +2706,88 @@
       <m:oMathPara>
         <m:oMath>
           <m:r>
-            <m:t xml:space="preserve">P = ∫ d³p/(2π)³ p a_p†a_p</m:t>
+            <m:t xml:space="preserve">P</m:t>
           </m:r>
+          <m:r>
+            <m:t xml:space="preserve">=</m:t>
+          </m:r>
+          <m:r>
+            <m:t xml:space="preserve">∫</m:t>
+          </m:r>
+          <m:r>
+            <m:t xml:space="preserve"> </m:t>
+          </m:r>
+          <m:f>
+            <m:num>
+              <m:sSup>
+                <m:e>
+                  <m:r>
+                    <m:t xml:space="preserve">d</m:t>
+                  </m:r>
+                </m:e>
+                <m:sup>
+                  <m:r>
+                    <m:t xml:space="preserve">3</m:t>
+                  </m:r>
+                </m:sup>
+              </m:sSup>
+              <m:r>
+                <m:t xml:space="preserve">p</m:t>
+              </m:r>
+            </m:num>
+            <m:den>
+              <m:sSup>
+                <m:e>
+                  <m:d>
+                    <m:dPr/>
+                    <m:e>
+                      <m:r>
+                        <m:t xml:space="preserve">2π</m:t>
+                      </m:r>
+                    </m:e>
+                  </m:d>
+                </m:e>
+                <m:sup>
+                  <m:r>
+                    <m:t xml:space="preserve">3</m:t>
+                  </m:r>
+                </m:sup>
+              </m:sSup>
+            </m:den>
+          </m:f>
+          <m:r>
+            <m:t xml:space="preserve"> </m:t>
+          </m:r>
+          <m:r>
+            <m:t xml:space="preserve">p</m:t>
+          </m:r>
+          <m:r>
+            <m:t xml:space="preserve"> </m:t>
+          </m:r>
+          <m:sSub>
+            <m:e>
+              <m:r>
+                <m:t xml:space="preserve">a</m:t>
+              </m:r>
+            </m:e>
+            <m:sub>
+              <m:r>
+                <m:t xml:space="preserve">p†</m:t>
+              </m:r>
+            </m:sub>
+          </m:sSub>
+          <m:sSub>
+            <m:e>
+              <m:r>
+                <m:t xml:space="preserve">a</m:t>
+              </m:r>
+            </m:e>
+            <m:sub>
+              <m:r>
+                <m:t xml:space="preserve">p</m:t>
+              </m:r>
+            </m:sub>
+          </m:sSub>
         </m:oMath>
       </m:oMathPara>
     </w:p>
@@ -851,8 +2824,65 @@
       </w:pPr>
       <m:oMathPara>
         <m:oMath>
+          <m:sSub>
+            <m:e>
+              <m:r>
+                <m:t xml:space="preserve">a</m:t>
+              </m:r>
+            </m:e>
+            <m:sub>
+              <m:r>
+                <m:t xml:space="preserve">p</m:t>
+              </m:r>
+            </m:sub>
+          </m:sSub>
           <m:r>
-            <m:t xml:space="preserve">a_p |0⟩ = 0  for all p,    ⟨0|0⟩ = 1</m:t>
+            <m:t xml:space="preserve">|</m:t>
+          </m:r>
+          <m:r>
+            <m:t xml:space="preserve">0⟩</m:t>
+          </m:r>
+          <m:r>
+            <m:t xml:space="preserve">=</m:t>
+          </m:r>
+          <m:r>
+            <m:t xml:space="preserve">0</m:t>
+          </m:r>
+          <m:r>
+            <m:t xml:space="preserve"> </m:t>
+          </m:r>
+          <m:r>
+            <m:t xml:space="preserve">for</m:t>
+          </m:r>
+          <m:r>
+            <m:t xml:space="preserve"> </m:t>
+          </m:r>
+          <m:r>
+            <m:t xml:space="preserve">all</m:t>
+          </m:r>
+          <m:r>
+            <m:t xml:space="preserve"> </m:t>
+          </m:r>
+          <m:r>
+            <m:t xml:space="preserve">p</m:t>
+          </m:r>
+          <m:r>
+            <m:t xml:space="preserve">,</m:t>
+          </m:r>
+          <m:r>
+            <m:t xml:space="preserve">⟨0</m:t>
+          </m:r>
+          <m:r>
+            <m:t xml:space="preserve">|</m:t>
+          </m:r>
+          <m:r>
+            <m:t xml:space="preserve">0⟩</m:t>
+          </m:r>
+          <m:r>
+            <m:t xml:space="preserve">=</m:t>
+          </m:r>
+          <m:r>
+            <m:t xml:space="preserve">1</m:t>
           </m:r>
         </m:oMath>
       </m:oMathPara>
@@ -882,9 +2912,112 @@
       </w:pPr>
       <m:oMathPara>
         <m:oMath>
+          <m:d>
+            <m:dPr>
+              <m:begChr m:val="["/>
+              <m:endChr m:val="]"/>
+            </m:dPr>
+            <m:e>
+              <m:r>
+                <m:t xml:space="preserve">H</m:t>
+              </m:r>
+              <m:r>
+                <m:t xml:space="preserve">,</m:t>
+              </m:r>
+              <m:sSub>
+                <m:e>
+                  <m:r>
+                    <m:t xml:space="preserve">a</m:t>
+                  </m:r>
+                </m:e>
+                <m:sub>
+                  <m:r>
+                    <m:t xml:space="preserve">p†</m:t>
+                  </m:r>
+                </m:sub>
+              </m:sSub>
+            </m:e>
+          </m:d>
           <m:r>
-            <m:t xml:space="preserve">[H, a_p†] = E_p a_p†,    [P, a_p†] = p a_p†</m:t>
+            <m:t xml:space="preserve">=</m:t>
           </m:r>
+          <m:sSub>
+            <m:e>
+              <m:r>
+                <m:t xml:space="preserve">E</m:t>
+              </m:r>
+            </m:e>
+            <m:sub>
+              <m:r>
+                <m:t xml:space="preserve">p</m:t>
+              </m:r>
+            </m:sub>
+          </m:sSub>
+          <m:r>
+            <m:t xml:space="preserve"> </m:t>
+          </m:r>
+          <m:sSub>
+            <m:e>
+              <m:r>
+                <m:t xml:space="preserve">a</m:t>
+              </m:r>
+            </m:e>
+            <m:sub>
+              <m:r>
+                <m:t xml:space="preserve">p†</m:t>
+              </m:r>
+            </m:sub>
+          </m:sSub>
+          <m:r>
+            <m:t xml:space="preserve">,</m:t>
+          </m:r>
+          <m:d>
+            <m:dPr>
+              <m:begChr m:val="["/>
+              <m:endChr m:val="]"/>
+            </m:dPr>
+            <m:e>
+              <m:r>
+                <m:t xml:space="preserve">P</m:t>
+              </m:r>
+              <m:r>
+                <m:t xml:space="preserve">,</m:t>
+              </m:r>
+              <m:sSub>
+                <m:e>
+                  <m:r>
+                    <m:t xml:space="preserve">a</m:t>
+                  </m:r>
+                </m:e>
+                <m:sub>
+                  <m:r>
+                    <m:t xml:space="preserve">p†</m:t>
+                  </m:r>
+                </m:sub>
+              </m:sSub>
+            </m:e>
+          </m:d>
+          <m:r>
+            <m:t xml:space="preserve">=</m:t>
+          </m:r>
+          <m:r>
+            <m:t xml:space="preserve">p</m:t>
+          </m:r>
+          <m:r>
+            <m:t xml:space="preserve"> </m:t>
+          </m:r>
+          <m:sSub>
+            <m:e>
+              <m:r>
+                <m:t xml:space="preserve">a</m:t>
+              </m:r>
+            </m:e>
+            <m:sub>
+              <m:r>
+                <m:t xml:space="preserve">p†</m:t>
+              </m:r>
+            </m:sub>
+          </m:sSub>
         </m:oMath>
       </m:oMathPara>
     </w:p>
@@ -927,8 +3060,131 @@
       <m:oMathPara>
         <m:oMath>
           <m:r>
-            <m:t xml:space="preserve">|p⟩ = √(2E_p) a_p†|0⟩,    ⟨p|q⟩ = 2E_p (2π)³ δ³(p − q)</m:t>
+            <m:t xml:space="preserve">|</m:t>
           </m:r>
+          <m:r>
+            <m:t xml:space="preserve">p⟩</m:t>
+          </m:r>
+          <m:r>
+            <m:t xml:space="preserve">=</m:t>
+          </m:r>
+          <m:r>
+            <m:t xml:space="preserve">√</m:t>
+          </m:r>
+          <m:d>
+            <m:dPr/>
+            <m:e>
+              <m:sSub>
+                <m:e>
+                  <m:r>
+                    <m:t xml:space="preserve">2E</m:t>
+                  </m:r>
+                </m:e>
+                <m:sub>
+                  <m:r>
+                    <m:t xml:space="preserve">p</m:t>
+                  </m:r>
+                </m:sub>
+              </m:sSub>
+            </m:e>
+          </m:d>
+          <m:r>
+            <m:t xml:space="preserve"> </m:t>
+          </m:r>
+          <m:sSub>
+            <m:e>
+              <m:r>
+                <m:t xml:space="preserve">a</m:t>
+              </m:r>
+            </m:e>
+            <m:sub>
+              <m:r>
+                <m:t xml:space="preserve">p†</m:t>
+              </m:r>
+            </m:sub>
+          </m:sSub>
+          <m:r>
+            <m:t xml:space="preserve">|</m:t>
+          </m:r>
+          <m:r>
+            <m:t xml:space="preserve">0⟩</m:t>
+          </m:r>
+          <m:r>
+            <m:t xml:space="preserve">,</m:t>
+          </m:r>
+          <m:r>
+            <m:t xml:space="preserve">⟨p</m:t>
+          </m:r>
+          <m:r>
+            <m:t xml:space="preserve">|</m:t>
+          </m:r>
+          <m:r>
+            <m:t xml:space="preserve">q⟩</m:t>
+          </m:r>
+          <m:r>
+            <m:t xml:space="preserve">=</m:t>
+          </m:r>
+          <m:sSub>
+            <m:e>
+              <m:r>
+                <m:t xml:space="preserve">2E</m:t>
+              </m:r>
+            </m:e>
+            <m:sub>
+              <m:r>
+                <m:t xml:space="preserve">p</m:t>
+              </m:r>
+            </m:sub>
+          </m:sSub>
+          <m:r>
+            <m:t xml:space="preserve"> </m:t>
+          </m:r>
+          <m:sSup>
+            <m:e>
+              <m:d>
+                <m:dPr/>
+                <m:e>
+                  <m:r>
+                    <m:t xml:space="preserve">2π</m:t>
+                  </m:r>
+                </m:e>
+              </m:d>
+            </m:e>
+            <m:sup>
+              <m:r>
+                <m:t xml:space="preserve">3</m:t>
+              </m:r>
+            </m:sup>
+          </m:sSup>
+          <m:r>
+            <m:t xml:space="preserve"> </m:t>
+          </m:r>
+          <m:sSup>
+            <m:e>
+              <m:r>
+                <m:t xml:space="preserve">δ</m:t>
+              </m:r>
+            </m:e>
+            <m:sup>
+              <m:r>
+                <m:t xml:space="preserve">3</m:t>
+              </m:r>
+            </m:sup>
+          </m:sSup>
+          <m:d>
+            <m:dPr/>
+            <m:e>
+              <m:r>
+                <m:t xml:space="preserve">p</m:t>
+              </m:r>
+              <m:r>
+                <m:t xml:space="preserve">−</m:t>
+              </m:r>
+              <m:r>
+                <m:t xml:space="preserve">q</m:t>
+              </m:r>
+            </m:e>
+          </m:d>
         </m:oMath>
       </m:oMathPara>
     </w:p>
@@ -944,8 +3200,88 @@
       </w:pPr>
       <m:oMathPara>
         <m:oMath>
+          <m:sSub>
+            <m:e>
+              <m:r>
+                <m:t xml:space="preserve">1</m:t>
+              </m:r>
+            </m:e>
+            <m:sub>
+              <m:r>
+                <m:t xml:space="preserve">1-particle</m:t>
+              </m:r>
+            </m:sub>
+          </m:sSub>
           <m:r>
-            <m:t xml:space="preserve">1_(1-particle) = ∫ d³p/((2π)³ 2E_p) |p⟩⟨p|</m:t>
+            <m:t xml:space="preserve">=</m:t>
+          </m:r>
+          <m:r>
+            <m:t xml:space="preserve">∫</m:t>
+          </m:r>
+          <m:r>
+            <m:t xml:space="preserve"> </m:t>
+          </m:r>
+          <m:f>
+            <m:num>
+              <m:sSup>
+                <m:e>
+                  <m:r>
+                    <m:t xml:space="preserve">d</m:t>
+                  </m:r>
+                </m:e>
+                <m:sup>
+                  <m:r>
+                    <m:t xml:space="preserve">3</m:t>
+                  </m:r>
+                </m:sup>
+              </m:sSup>
+              <m:r>
+                <m:t xml:space="preserve">p</m:t>
+              </m:r>
+            </m:num>
+            <m:den>
+              <m:sSup>
+                <m:e>
+                  <m:d>
+                    <m:dPr/>
+                    <m:e>
+                      <m:r>
+                        <m:t xml:space="preserve">2π</m:t>
+                      </m:r>
+                    </m:e>
+                  </m:d>
+                </m:e>
+                <m:sup>
+                  <m:r>
+                    <m:t xml:space="preserve">3</m:t>
+                  </m:r>
+                </m:sup>
+              </m:sSup>
+              <m:r>
+                <m:t xml:space="preserve"> </m:t>
+              </m:r>
+              <m:sSub>
+                <m:e>
+                  <m:r>
+                    <m:t xml:space="preserve">2E</m:t>
+                  </m:r>
+                </m:e>
+                <m:sub>
+                  <m:r>
+                    <m:t xml:space="preserve">p</m:t>
+                  </m:r>
+                </m:sub>
+              </m:sSub>
+            </m:den>
+          </m:f>
+          <m:r>
+            <m:t xml:space="preserve">|</m:t>
+          </m:r>
+          <m:r>
+            <m:t xml:space="preserve">p⟩⟨p</m:t>
+          </m:r>
+          <m:r>
+            <m:t xml:space="preserve">|</m:t>
           </m:r>
         </m:oMath>
       </m:oMathPara>
@@ -992,7 +3328,147 @@
       <m:oMathPara>
         <m:oMath>
           <m:r>
-            <m:t xml:space="preserve">φ(x)|0⟩ = ∫ d³p/(2π)³ (1/√(2E_p)) e^(ip·x) a_p†|0⟩</m:t>
+            <m:t xml:space="preserve">φ</m:t>
+          </m:r>
+          <m:d>
+            <m:dPr/>
+            <m:e>
+              <m:r>
+                <m:t xml:space="preserve">x</m:t>
+              </m:r>
+            </m:e>
+          </m:d>
+          <m:r>
+            <m:t xml:space="preserve">|</m:t>
+          </m:r>
+          <m:r>
+            <m:t xml:space="preserve">0⟩</m:t>
+          </m:r>
+          <m:r>
+            <m:t xml:space="preserve">=</m:t>
+          </m:r>
+          <m:r>
+            <m:t xml:space="preserve">∫</m:t>
+          </m:r>
+          <m:r>
+            <m:t xml:space="preserve"> </m:t>
+          </m:r>
+          <m:f>
+            <m:num>
+              <m:sSup>
+                <m:e>
+                  <m:r>
+                    <m:t xml:space="preserve">d</m:t>
+                  </m:r>
+                </m:e>
+                <m:sup>
+                  <m:r>
+                    <m:t xml:space="preserve">3</m:t>
+                  </m:r>
+                </m:sup>
+              </m:sSup>
+              <m:r>
+                <m:t xml:space="preserve">p</m:t>
+              </m:r>
+            </m:num>
+            <m:den>
+              <m:sSup>
+                <m:e>
+                  <m:d>
+                    <m:dPr/>
+                    <m:e>
+                      <m:r>
+                        <m:t xml:space="preserve">2π</m:t>
+                      </m:r>
+                    </m:e>
+                  </m:d>
+                </m:e>
+                <m:sup>
+                  <m:r>
+                    <m:t xml:space="preserve">3</m:t>
+                  </m:r>
+                </m:sup>
+              </m:sSup>
+            </m:den>
+          </m:f>
+          <m:r>
+            <m:t xml:space="preserve"> </m:t>
+          </m:r>
+          <m:d>
+            <m:dPr/>
+            <m:e>
+              <m:f>
+                <m:num>
+                  <m:r>
+                    <m:t xml:space="preserve">1</m:t>
+                  </m:r>
+                </m:num>
+                <m:den>
+                  <m:r>
+                    <m:t xml:space="preserve">√</m:t>
+                  </m:r>
+                  <m:d>
+                    <m:dPr/>
+                    <m:e>
+                      <m:sSub>
+                        <m:e>
+                          <m:r>
+                            <m:t xml:space="preserve">2E</m:t>
+                          </m:r>
+                        </m:e>
+                        <m:sub>
+                          <m:r>
+                            <m:t xml:space="preserve">p</m:t>
+                          </m:r>
+                        </m:sub>
+                      </m:sSub>
+                    </m:e>
+                  </m:d>
+                </m:den>
+              </m:f>
+            </m:e>
+          </m:d>
+          <m:r>
+            <m:t xml:space="preserve"> </m:t>
+          </m:r>
+          <m:sSup>
+            <m:e>
+              <m:r>
+                <m:t xml:space="preserve">e</m:t>
+              </m:r>
+            </m:e>
+            <m:sup>
+              <m:r>
+                <m:t xml:space="preserve">ip</m:t>
+              </m:r>
+              <m:r>
+                <m:t xml:space="preserve">·</m:t>
+              </m:r>
+              <m:r>
+                <m:t xml:space="preserve">x</m:t>
+              </m:r>
+            </m:sup>
+          </m:sSup>
+          <m:r>
+            <m:t xml:space="preserve"> </m:t>
+          </m:r>
+          <m:sSub>
+            <m:e>
+              <m:r>
+                <m:t xml:space="preserve">a</m:t>
+              </m:r>
+            </m:e>
+            <m:sub>
+              <m:r>
+                <m:t xml:space="preserve">p†</m:t>
+              </m:r>
+            </m:sub>
+          </m:sSub>
+          <m:r>
+            <m:t xml:space="preserve">|</m:t>
+          </m:r>
+          <m:r>
+            <m:t xml:space="preserve">0⟩</m:t>
           </m:r>
         </m:oMath>
       </m:oMathPara>
@@ -1010,8 +3486,49 @@
       <m:oMathPara>
         <m:oMath>
           <m:r>
-            <m:t xml:space="preserve">⟨p|φ(x)|0⟩ = e^(ip·x)</m:t>
+            <m:t xml:space="preserve">⟨p</m:t>
           </m:r>
+          <m:r>
+            <m:t xml:space="preserve">|</m:t>
+          </m:r>
+          <m:r>
+            <m:t xml:space="preserve">φ</m:t>
+          </m:r>
+          <m:d>
+            <m:dPr/>
+            <m:e>
+              <m:r>
+                <m:t xml:space="preserve">x</m:t>
+              </m:r>
+            </m:e>
+          </m:d>
+          <m:r>
+            <m:t xml:space="preserve">|</m:t>
+          </m:r>
+          <m:r>
+            <m:t xml:space="preserve">0⟩</m:t>
+          </m:r>
+          <m:r>
+            <m:t xml:space="preserve">=</m:t>
+          </m:r>
+          <m:sSup>
+            <m:e>
+              <m:r>
+                <m:t xml:space="preserve">e</m:t>
+              </m:r>
+            </m:e>
+            <m:sup>
+              <m:r>
+                <m:t xml:space="preserve">ip</m:t>
+              </m:r>
+              <m:r>
+                <m:t xml:space="preserve">·</m:t>
+              </m:r>
+              <m:r>
+                <m:t xml:space="preserve">x</m:t>
+              </m:r>
+            </m:sup>
+          </m:sSup>
         </m:oMath>
       </m:oMathPara>
     </w:p>
@@ -1061,9 +3578,130 @@
       </w:pPr>
       <m:oMathPara>
         <m:oMath>
+          <m:sSub>
+            <m:e>
+              <m:r>
+                <m:t xml:space="preserve">a</m:t>
+              </m:r>
+            </m:e>
+            <m:sub>
+              <m:r>
+                <m:t xml:space="preserve">p</m:t>
+              </m:r>
+            </m:sub>
+          </m:sSub>
+          <m:d>
+            <m:dPr/>
+            <m:e>
+              <m:r>
+                <m:t xml:space="preserve">t</m:t>
+              </m:r>
+            </m:e>
+          </m:d>
           <m:r>
-            <m:t xml:space="preserve">a_p(t) = a_p e^(−iE_pt),    a_p†(t) = a_p† e^(iE_pt)</m:t>
+            <m:t xml:space="preserve">=</m:t>
           </m:r>
+          <m:sSub>
+            <m:e>
+              <m:r>
+                <m:t xml:space="preserve">a</m:t>
+              </m:r>
+            </m:e>
+            <m:sub>
+              <m:r>
+                <m:t xml:space="preserve">p</m:t>
+              </m:r>
+            </m:sub>
+          </m:sSub>
+          <m:r>
+            <m:t xml:space="preserve"> </m:t>
+          </m:r>
+          <m:sSup>
+            <m:e>
+              <m:r>
+                <m:t xml:space="preserve">e</m:t>
+              </m:r>
+            </m:e>
+            <m:sup>
+              <m:r>
+                <m:t xml:space="preserve">−</m:t>
+              </m:r>
+              <m:sSub>
+                <m:e>
+                  <m:r>
+                    <m:t xml:space="preserve">iE</m:t>
+                  </m:r>
+                </m:e>
+                <m:sub>
+                  <m:r>
+                    <m:t xml:space="preserve">pt</m:t>
+                  </m:r>
+                </m:sub>
+              </m:sSub>
+            </m:sup>
+          </m:sSup>
+          <m:r>
+            <m:t xml:space="preserve">,</m:t>
+          </m:r>
+          <m:sSub>
+            <m:e>
+              <m:r>
+                <m:t xml:space="preserve">a</m:t>
+              </m:r>
+            </m:e>
+            <m:sub>
+              <m:r>
+                <m:t xml:space="preserve">p†</m:t>
+              </m:r>
+            </m:sub>
+          </m:sSub>
+          <m:d>
+            <m:dPr/>
+            <m:e>
+              <m:r>
+                <m:t xml:space="preserve">t</m:t>
+              </m:r>
+            </m:e>
+          </m:d>
+          <m:r>
+            <m:t xml:space="preserve">=</m:t>
+          </m:r>
+          <m:sSub>
+            <m:e>
+              <m:r>
+                <m:t xml:space="preserve">a</m:t>
+              </m:r>
+            </m:e>
+            <m:sub>
+              <m:r>
+                <m:t xml:space="preserve">p†</m:t>
+              </m:r>
+            </m:sub>
+          </m:sSub>
+          <m:r>
+            <m:t xml:space="preserve"> </m:t>
+          </m:r>
+          <m:sSup>
+            <m:e>
+              <m:r>
+                <m:t xml:space="preserve">e</m:t>
+              </m:r>
+            </m:e>
+            <m:sup>
+              <m:sSub>
+                <m:e>
+                  <m:r>
+                    <m:t xml:space="preserve">iE</m:t>
+                  </m:r>
+                </m:e>
+                <m:sub>
+                  <m:r>
+                    <m:t xml:space="preserve">pt</m:t>
+                  </m:r>
+                </m:sub>
+              </m:sSub>
+            </m:sup>
+          </m:sSup>
         </m:oMath>
       </m:oMathPara>
     </w:p>
@@ -1092,8 +3730,48 @@
       </w:pPr>
       <m:oMathPara>
         <m:oMath>
+          <m:d>
+            <m:dPr/>
+            <m:e>
+              <m:r>
+                <m:t xml:space="preserve">□</m:t>
+              </m:r>
+              <m:r>
+                <m:t xml:space="preserve">+</m:t>
+              </m:r>
+              <m:sSup>
+                <m:e>
+                  <m:r>
+                    <m:t xml:space="preserve">m</m:t>
+                  </m:r>
+                </m:e>
+                <m:sup>
+                  <m:r>
+                    <m:t xml:space="preserve">2</m:t>
+                  </m:r>
+                </m:sup>
+              </m:sSup>
+            </m:e>
+          </m:d>
           <m:r>
-            <m:t xml:space="preserve">(□ + m²) φ(x) = 0</m:t>
+            <m:t xml:space="preserve"> </m:t>
+          </m:r>
+          <m:r>
+            <m:t xml:space="preserve">φ</m:t>
+          </m:r>
+          <m:d>
+            <m:dPr/>
+            <m:e>
+              <m:r>
+                <m:t xml:space="preserve">x</m:t>
+              </m:r>
+            </m:e>
+          </m:d>
+          <m:r>
+            <m:t xml:space="preserve">=</m:t>
+          </m:r>
+          <m:r>
+            <m:t xml:space="preserve">0</m:t>
           </m:r>
         </m:oMath>
       </m:oMathPara>
@@ -1131,9 +3809,213 @@
       </w:pPr>
       <m:oMathPara>
         <m:oMath>
+          <m:d>
+            <m:dPr>
+              <m:begChr m:val="["/>
+              <m:endChr m:val="]"/>
+            </m:dPr>
+            <m:e>
+              <m:r>
+                <m:t xml:space="preserve">φ</m:t>
+              </m:r>
+              <m:d>
+                <m:dPr/>
+                <m:e>
+                  <m:r>
+                    <m:t xml:space="preserve">x</m:t>
+                  </m:r>
+                </m:e>
+              </m:d>
+              <m:r>
+                <m:t xml:space="preserve">,</m:t>
+              </m:r>
+              <m:r>
+                <m:t xml:space="preserve">φ</m:t>
+              </m:r>
+              <m:d>
+                <m:dPr/>
+                <m:e>
+                  <m:r>
+                    <m:t xml:space="preserve">y</m:t>
+                  </m:r>
+                </m:e>
+              </m:d>
+            </m:e>
+          </m:d>
           <m:r>
-            <m:t xml:space="preserve">[φ(x), φ(y)] = ∫ d³p/((2π)³ 2E_p) ( e^(−ip·(x−y)) − e^(ip·(x−y)) ) = D(x − y) − D(y − x)</m:t>
+            <m:t xml:space="preserve">=</m:t>
           </m:r>
+          <m:r>
+            <m:t xml:space="preserve">∫</m:t>
+          </m:r>
+          <m:r>
+            <m:t xml:space="preserve"> </m:t>
+          </m:r>
+          <m:f>
+            <m:num>
+              <m:sSup>
+                <m:e>
+                  <m:r>
+                    <m:t xml:space="preserve">d</m:t>
+                  </m:r>
+                </m:e>
+                <m:sup>
+                  <m:r>
+                    <m:t xml:space="preserve">3</m:t>
+                  </m:r>
+                </m:sup>
+              </m:sSup>
+              <m:r>
+                <m:t xml:space="preserve">p</m:t>
+              </m:r>
+            </m:num>
+            <m:den>
+              <m:sSup>
+                <m:e>
+                  <m:d>
+                    <m:dPr/>
+                    <m:e>
+                      <m:r>
+                        <m:t xml:space="preserve">2π</m:t>
+                      </m:r>
+                    </m:e>
+                  </m:d>
+                </m:e>
+                <m:sup>
+                  <m:r>
+                    <m:t xml:space="preserve">3</m:t>
+                  </m:r>
+                </m:sup>
+              </m:sSup>
+              <m:r>
+                <m:t xml:space="preserve"> </m:t>
+              </m:r>
+              <m:sSub>
+                <m:e>
+                  <m:r>
+                    <m:t xml:space="preserve">2E</m:t>
+                  </m:r>
+                </m:e>
+                <m:sub>
+                  <m:r>
+                    <m:t xml:space="preserve">p</m:t>
+                  </m:r>
+                </m:sub>
+              </m:sSub>
+            </m:den>
+          </m:f>
+          <m:r>
+            <m:t xml:space="preserve"> </m:t>
+          </m:r>
+          <m:d>
+            <m:dPr/>
+            <m:e>
+              <m:sSup>
+                <m:e>
+                  <m:r>
+                    <m:t xml:space="preserve">e</m:t>
+                  </m:r>
+                </m:e>
+                <m:sup>
+                  <m:r>
+                    <m:t xml:space="preserve">−</m:t>
+                  </m:r>
+                  <m:r>
+                    <m:t xml:space="preserve">ip</m:t>
+                  </m:r>
+                  <m:r>
+                    <m:t xml:space="preserve">·</m:t>
+                  </m:r>
+                  <m:d>
+                    <m:dPr/>
+                    <m:e>
+                      <m:r>
+                        <m:t xml:space="preserve">x</m:t>
+                      </m:r>
+                      <m:r>
+                        <m:t xml:space="preserve">−</m:t>
+                      </m:r>
+                      <m:r>
+                        <m:t xml:space="preserve">y</m:t>
+                      </m:r>
+                    </m:e>
+                  </m:d>
+                </m:sup>
+              </m:sSup>
+              <m:r>
+                <m:t xml:space="preserve">−</m:t>
+              </m:r>
+              <m:sSup>
+                <m:e>
+                  <m:r>
+                    <m:t xml:space="preserve">e</m:t>
+                  </m:r>
+                </m:e>
+                <m:sup>
+                  <m:r>
+                    <m:t xml:space="preserve">ip</m:t>
+                  </m:r>
+                  <m:r>
+                    <m:t xml:space="preserve">·</m:t>
+                  </m:r>
+                  <m:d>
+                    <m:dPr/>
+                    <m:e>
+                      <m:r>
+                        <m:t xml:space="preserve">x</m:t>
+                      </m:r>
+                      <m:r>
+                        <m:t xml:space="preserve">−</m:t>
+                      </m:r>
+                      <m:r>
+                        <m:t xml:space="preserve">y</m:t>
+                      </m:r>
+                    </m:e>
+                  </m:d>
+                </m:sup>
+              </m:sSup>
+            </m:e>
+          </m:d>
+          <m:r>
+            <m:t xml:space="preserve">=</m:t>
+          </m:r>
+          <m:r>
+            <m:t xml:space="preserve">D</m:t>
+          </m:r>
+          <m:d>
+            <m:dPr/>
+            <m:e>
+              <m:r>
+                <m:t xml:space="preserve">x</m:t>
+              </m:r>
+              <m:r>
+                <m:t xml:space="preserve">−</m:t>
+              </m:r>
+              <m:r>
+                <m:t xml:space="preserve">y</m:t>
+              </m:r>
+            </m:e>
+          </m:d>
+          <m:r>
+            <m:t xml:space="preserve">−</m:t>
+          </m:r>
+          <m:r>
+            <m:t xml:space="preserve">D</m:t>
+          </m:r>
+          <m:d>
+            <m:dPr/>
+            <m:e>
+              <m:r>
+                <m:t xml:space="preserve">y</m:t>
+              </m:r>
+              <m:r>
+                <m:t xml:space="preserve">−</m:t>
+              </m:r>
+              <m:r>
+                <m:t xml:space="preserve">x</m:t>
+              </m:r>
+            </m:e>
+          </m:d>
         </m:oMath>
       </m:oMathPara>
     </w:p>
@@ -1162,8 +4044,82 @@
       </w:pPr>
       <m:oMathPara>
         <m:oMath>
+          <m:d>
+            <m:dPr>
+              <m:begChr m:val="["/>
+              <m:endChr m:val="]"/>
+            </m:dPr>
+            <m:e>
+              <m:r>
+                <m:t xml:space="preserve">φ</m:t>
+              </m:r>
+              <m:d>
+                <m:dPr/>
+                <m:e>
+                  <m:r>
+                    <m:t xml:space="preserve">x</m:t>
+                  </m:r>
+                </m:e>
+              </m:d>
+              <m:r>
+                <m:t xml:space="preserve">,</m:t>
+              </m:r>
+              <m:r>
+                <m:t xml:space="preserve">φ</m:t>
+              </m:r>
+              <m:d>
+                <m:dPr/>
+                <m:e>
+                  <m:r>
+                    <m:t xml:space="preserve">y</m:t>
+                  </m:r>
+                </m:e>
+              </m:d>
+            </m:e>
+          </m:d>
           <m:r>
-            <m:t xml:space="preserve">[φ(x), φ(y)] = 0  for  (x − y)² &lt; 0</m:t>
+            <m:t xml:space="preserve">=</m:t>
+          </m:r>
+          <m:r>
+            <m:t xml:space="preserve">0</m:t>
+          </m:r>
+          <m:r>
+            <m:t xml:space="preserve"> </m:t>
+          </m:r>
+          <m:r>
+            <m:t xml:space="preserve">for</m:t>
+          </m:r>
+          <m:r>
+            <m:t xml:space="preserve"> </m:t>
+          </m:r>
+          <m:sSup>
+            <m:e>
+              <m:d>
+                <m:dPr/>
+                <m:e>
+                  <m:r>
+                    <m:t xml:space="preserve">x</m:t>
+                  </m:r>
+                  <m:r>
+                    <m:t xml:space="preserve">−</m:t>
+                  </m:r>
+                  <m:r>
+                    <m:t xml:space="preserve">y</m:t>
+                  </m:r>
+                </m:e>
+              </m:d>
+            </m:e>
+            <m:sup>
+              <m:r>
+                <m:t xml:space="preserve">2</m:t>
+              </m:r>
+            </m:sup>
+          </m:sSup>
+          <m:r>
+            <m:t xml:space="preserve">&lt;</m:t>
+          </m:r>
+          <m:r>
+            <m:t xml:space="preserve">0</m:t>
           </m:r>
         </m:oMath>
       </m:oMathPara>
@@ -1220,8 +4176,364 @@
       <m:oMathPara>
         <m:oMath>
           <m:r>
-            <m:t xml:space="preserve">φ(x) = ∫ d³p/(2π)³ (1/√(2E_p)) [ a_p e^(−ip·x) + b_p† e^(ip·x) ],    φ†(x) = ∫ d³p/(2π)³ (1/√(2E_p)) [ a_p† e^(ip·x) + b_p e^(−ip·x) ]</m:t>
+            <m:t xml:space="preserve">φ</m:t>
           </m:r>
+          <m:d>
+            <m:dPr/>
+            <m:e>
+              <m:r>
+                <m:t xml:space="preserve">x</m:t>
+              </m:r>
+            </m:e>
+          </m:d>
+          <m:r>
+            <m:t xml:space="preserve">=</m:t>
+          </m:r>
+          <m:r>
+            <m:t xml:space="preserve">∫</m:t>
+          </m:r>
+          <m:r>
+            <m:t xml:space="preserve"> </m:t>
+          </m:r>
+          <m:f>
+            <m:num>
+              <m:sSup>
+                <m:e>
+                  <m:r>
+                    <m:t xml:space="preserve">d</m:t>
+                  </m:r>
+                </m:e>
+                <m:sup>
+                  <m:r>
+                    <m:t xml:space="preserve">3</m:t>
+                  </m:r>
+                </m:sup>
+              </m:sSup>
+              <m:r>
+                <m:t xml:space="preserve">p</m:t>
+              </m:r>
+            </m:num>
+            <m:den>
+              <m:sSup>
+                <m:e>
+                  <m:d>
+                    <m:dPr/>
+                    <m:e>
+                      <m:r>
+                        <m:t xml:space="preserve">2π</m:t>
+                      </m:r>
+                    </m:e>
+                  </m:d>
+                </m:e>
+                <m:sup>
+                  <m:r>
+                    <m:t xml:space="preserve">3</m:t>
+                  </m:r>
+                </m:sup>
+              </m:sSup>
+            </m:den>
+          </m:f>
+          <m:r>
+            <m:t xml:space="preserve"> </m:t>
+          </m:r>
+          <m:d>
+            <m:dPr/>
+            <m:e>
+              <m:f>
+                <m:num>
+                  <m:r>
+                    <m:t xml:space="preserve">1</m:t>
+                  </m:r>
+                </m:num>
+                <m:den>
+                  <m:r>
+                    <m:t xml:space="preserve">√</m:t>
+                  </m:r>
+                  <m:d>
+                    <m:dPr/>
+                    <m:e>
+                      <m:sSub>
+                        <m:e>
+                          <m:r>
+                            <m:t xml:space="preserve">2E</m:t>
+                          </m:r>
+                        </m:e>
+                        <m:sub>
+                          <m:r>
+                            <m:t xml:space="preserve">p</m:t>
+                          </m:r>
+                        </m:sub>
+                      </m:sSub>
+                    </m:e>
+                  </m:d>
+                </m:den>
+              </m:f>
+            </m:e>
+          </m:d>
+          <m:r>
+            <m:t xml:space="preserve"> </m:t>
+          </m:r>
+          <m:d>
+            <m:dPr>
+              <m:begChr m:val="["/>
+              <m:endChr m:val="]"/>
+            </m:dPr>
+            <m:e>
+              <m:sSub>
+                <m:e>
+                  <m:r>
+                    <m:t xml:space="preserve">a</m:t>
+                  </m:r>
+                </m:e>
+                <m:sub>
+                  <m:r>
+                    <m:t xml:space="preserve">p</m:t>
+                  </m:r>
+                </m:sub>
+              </m:sSub>
+              <m:r>
+                <m:t xml:space="preserve"> </m:t>
+              </m:r>
+              <m:sSup>
+                <m:e>
+                  <m:r>
+                    <m:t xml:space="preserve">e</m:t>
+                  </m:r>
+                </m:e>
+                <m:sup>
+                  <m:r>
+                    <m:t xml:space="preserve">−</m:t>
+                  </m:r>
+                  <m:r>
+                    <m:t xml:space="preserve">ip</m:t>
+                  </m:r>
+                  <m:r>
+                    <m:t xml:space="preserve">·</m:t>
+                  </m:r>
+                  <m:r>
+                    <m:t xml:space="preserve">x</m:t>
+                  </m:r>
+                </m:sup>
+              </m:sSup>
+              <m:r>
+                <m:t xml:space="preserve">+</m:t>
+              </m:r>
+              <m:sSub>
+                <m:e>
+                  <m:r>
+                    <m:t xml:space="preserve">b</m:t>
+                  </m:r>
+                </m:e>
+                <m:sub>
+                  <m:r>
+                    <m:t xml:space="preserve">p†</m:t>
+                  </m:r>
+                </m:sub>
+              </m:sSub>
+              <m:r>
+                <m:t xml:space="preserve"> </m:t>
+              </m:r>
+              <m:sSup>
+                <m:e>
+                  <m:r>
+                    <m:t xml:space="preserve">e</m:t>
+                  </m:r>
+                </m:e>
+                <m:sup>
+                  <m:r>
+                    <m:t xml:space="preserve">ip</m:t>
+                  </m:r>
+                  <m:r>
+                    <m:t xml:space="preserve">·</m:t>
+                  </m:r>
+                  <m:r>
+                    <m:t xml:space="preserve">x</m:t>
+                  </m:r>
+                </m:sup>
+              </m:sSup>
+            </m:e>
+          </m:d>
+          <m:r>
+            <m:t xml:space="preserve">,</m:t>
+          </m:r>
+          <m:r>
+            <m:t xml:space="preserve">φ†</m:t>
+          </m:r>
+          <m:d>
+            <m:dPr/>
+            <m:e>
+              <m:r>
+                <m:t xml:space="preserve">x</m:t>
+              </m:r>
+            </m:e>
+          </m:d>
+          <m:r>
+            <m:t xml:space="preserve">=</m:t>
+          </m:r>
+          <m:r>
+            <m:t xml:space="preserve">∫</m:t>
+          </m:r>
+          <m:r>
+            <m:t xml:space="preserve"> </m:t>
+          </m:r>
+          <m:f>
+            <m:num>
+              <m:sSup>
+                <m:e>
+                  <m:r>
+                    <m:t xml:space="preserve">d</m:t>
+                  </m:r>
+                </m:e>
+                <m:sup>
+                  <m:r>
+                    <m:t xml:space="preserve">3</m:t>
+                  </m:r>
+                </m:sup>
+              </m:sSup>
+              <m:r>
+                <m:t xml:space="preserve">p</m:t>
+              </m:r>
+            </m:num>
+            <m:den>
+              <m:sSup>
+                <m:e>
+                  <m:d>
+                    <m:dPr/>
+                    <m:e>
+                      <m:r>
+                        <m:t xml:space="preserve">2π</m:t>
+                      </m:r>
+                    </m:e>
+                  </m:d>
+                </m:e>
+                <m:sup>
+                  <m:r>
+                    <m:t xml:space="preserve">3</m:t>
+                  </m:r>
+                </m:sup>
+              </m:sSup>
+            </m:den>
+          </m:f>
+          <m:r>
+            <m:t xml:space="preserve"> </m:t>
+          </m:r>
+          <m:d>
+            <m:dPr/>
+            <m:e>
+              <m:f>
+                <m:num>
+                  <m:r>
+                    <m:t xml:space="preserve">1</m:t>
+                  </m:r>
+                </m:num>
+                <m:den>
+                  <m:r>
+                    <m:t xml:space="preserve">√</m:t>
+                  </m:r>
+                  <m:d>
+                    <m:dPr/>
+                    <m:e>
+                      <m:sSub>
+                        <m:e>
+                          <m:r>
+                            <m:t xml:space="preserve">2E</m:t>
+                          </m:r>
+                        </m:e>
+                        <m:sub>
+                          <m:r>
+                            <m:t xml:space="preserve">p</m:t>
+                          </m:r>
+                        </m:sub>
+                      </m:sSub>
+                    </m:e>
+                  </m:d>
+                </m:den>
+              </m:f>
+            </m:e>
+          </m:d>
+          <m:r>
+            <m:t xml:space="preserve"> </m:t>
+          </m:r>
+          <m:d>
+            <m:dPr>
+              <m:begChr m:val="["/>
+              <m:endChr m:val="]"/>
+            </m:dPr>
+            <m:e>
+              <m:sSub>
+                <m:e>
+                  <m:r>
+                    <m:t xml:space="preserve">a</m:t>
+                  </m:r>
+                </m:e>
+                <m:sub>
+                  <m:r>
+                    <m:t xml:space="preserve">p†</m:t>
+                  </m:r>
+                </m:sub>
+              </m:sSub>
+              <m:r>
+                <m:t xml:space="preserve"> </m:t>
+              </m:r>
+              <m:sSup>
+                <m:e>
+                  <m:r>
+                    <m:t xml:space="preserve">e</m:t>
+                  </m:r>
+                </m:e>
+                <m:sup>
+                  <m:r>
+                    <m:t xml:space="preserve">ip</m:t>
+                  </m:r>
+                  <m:r>
+                    <m:t xml:space="preserve">·</m:t>
+                  </m:r>
+                  <m:r>
+                    <m:t xml:space="preserve">x</m:t>
+                  </m:r>
+                </m:sup>
+              </m:sSup>
+              <m:r>
+                <m:t xml:space="preserve">+</m:t>
+              </m:r>
+              <m:sSub>
+                <m:e>
+                  <m:r>
+                    <m:t xml:space="preserve">b</m:t>
+                  </m:r>
+                </m:e>
+                <m:sub>
+                  <m:r>
+                    <m:t xml:space="preserve">p</m:t>
+                  </m:r>
+                </m:sub>
+              </m:sSub>
+              <m:r>
+                <m:t xml:space="preserve"> </m:t>
+              </m:r>
+              <m:sSup>
+                <m:e>
+                  <m:r>
+                    <m:t xml:space="preserve">e</m:t>
+                  </m:r>
+                </m:e>
+                <m:sup>
+                  <m:r>
+                    <m:t xml:space="preserve">−</m:t>
+                  </m:r>
+                  <m:r>
+                    <m:t xml:space="preserve">ip</m:t>
+                  </m:r>
+                  <m:r>
+                    <m:t xml:space="preserve">·</m:t>
+                  </m:r>
+                  <m:r>
+                    <m:t xml:space="preserve">x</m:t>
+                  </m:r>
+                </m:sup>
+              </m:sSup>
+            </m:e>
+          </m:d>
         </m:oMath>
       </m:oMathPara>
     </w:p>
@@ -1251,8 +4563,120 @@
       <m:oMathPara>
         <m:oMath>
           <m:r>
-            <m:t xml:space="preserve">Q = q ∫ d³p/(2π)³ ( a_p†a_p − b_p†b_p )</m:t>
+            <m:t xml:space="preserve">Q</m:t>
           </m:r>
+          <m:r>
+            <m:t xml:space="preserve">=</m:t>
+          </m:r>
+          <m:r>
+            <m:t xml:space="preserve">q</m:t>
+          </m:r>
+          <m:r>
+            <m:t xml:space="preserve"> </m:t>
+          </m:r>
+          <m:r>
+            <m:t xml:space="preserve">∫</m:t>
+          </m:r>
+          <m:r>
+            <m:t xml:space="preserve"> </m:t>
+          </m:r>
+          <m:f>
+            <m:num>
+              <m:sSup>
+                <m:e>
+                  <m:r>
+                    <m:t xml:space="preserve">d</m:t>
+                  </m:r>
+                </m:e>
+                <m:sup>
+                  <m:r>
+                    <m:t xml:space="preserve">3</m:t>
+                  </m:r>
+                </m:sup>
+              </m:sSup>
+              <m:r>
+                <m:t xml:space="preserve">p</m:t>
+              </m:r>
+            </m:num>
+            <m:den>
+              <m:sSup>
+                <m:e>
+                  <m:d>
+                    <m:dPr/>
+                    <m:e>
+                      <m:r>
+                        <m:t xml:space="preserve">2π</m:t>
+                      </m:r>
+                    </m:e>
+                  </m:d>
+                </m:e>
+                <m:sup>
+                  <m:r>
+                    <m:t xml:space="preserve">3</m:t>
+                  </m:r>
+                </m:sup>
+              </m:sSup>
+            </m:den>
+          </m:f>
+          <m:r>
+            <m:t xml:space="preserve"> </m:t>
+          </m:r>
+          <m:d>
+            <m:dPr/>
+            <m:e>
+              <m:sSub>
+                <m:e>
+                  <m:r>
+                    <m:t xml:space="preserve">a</m:t>
+                  </m:r>
+                </m:e>
+                <m:sub>
+                  <m:r>
+                    <m:t xml:space="preserve">p†</m:t>
+                  </m:r>
+                </m:sub>
+              </m:sSub>
+              <m:sSub>
+                <m:e>
+                  <m:r>
+                    <m:t xml:space="preserve">a</m:t>
+                  </m:r>
+                </m:e>
+                <m:sub>
+                  <m:r>
+                    <m:t xml:space="preserve">p</m:t>
+                  </m:r>
+                </m:sub>
+              </m:sSub>
+              <m:r>
+                <m:t xml:space="preserve">−</m:t>
+              </m:r>
+              <m:sSub>
+                <m:e>
+                  <m:r>
+                    <m:t xml:space="preserve">b</m:t>
+                  </m:r>
+                </m:e>
+                <m:sub>
+                  <m:r>
+                    <m:t xml:space="preserve">p†</m:t>
+                  </m:r>
+                </m:sub>
+              </m:sSub>
+              <m:sSub>
+                <m:e>
+                  <m:r>
+                    <m:t xml:space="preserve">b</m:t>
+                  </m:r>
+                </m:e>
+                <m:sub>
+                  <m:r>
+                    <m:t xml:space="preserve">p</m:t>
+                  </m:r>
+                </m:sub>
+              </m:sSub>
+            </m:e>
+          </m:d>
         </m:oMath>
       </m:oMathPara>
     </w:p>
@@ -1281,9 +4705,79 @@
       </w:pPr>
       <m:oMathPara>
         <m:oMath>
+          <m:d>
+            <m:dPr>
+              <m:begChr m:val="["/>
+              <m:endChr m:val="]"/>
+            </m:dPr>
+            <m:e>
+              <m:r>
+                <m:t xml:space="preserve">φ</m:t>
+              </m:r>
+              <m:d>
+                <m:dPr/>
+                <m:e>
+                  <m:r>
+                    <m:t xml:space="preserve">x</m:t>
+                  </m:r>
+                </m:e>
+              </m:d>
+              <m:r>
+                <m:t xml:space="preserve">,</m:t>
+              </m:r>
+              <m:r>
+                <m:t xml:space="preserve">φ†</m:t>
+              </m:r>
+              <m:d>
+                <m:dPr/>
+                <m:e>
+                  <m:r>
+                    <m:t xml:space="preserve">y</m:t>
+                  </m:r>
+                </m:e>
+              </m:d>
+            </m:e>
+          </m:d>
           <m:r>
-            <m:t xml:space="preserve">[φ(x), φ†(y)] = D(x − y) − D(y − x)</m:t>
+            <m:t xml:space="preserve">=</m:t>
           </m:r>
+          <m:r>
+            <m:t xml:space="preserve">D</m:t>
+          </m:r>
+          <m:d>
+            <m:dPr/>
+            <m:e>
+              <m:r>
+                <m:t xml:space="preserve">x</m:t>
+              </m:r>
+              <m:r>
+                <m:t xml:space="preserve">−</m:t>
+              </m:r>
+              <m:r>
+                <m:t xml:space="preserve">y</m:t>
+              </m:r>
+            </m:e>
+          </m:d>
+          <m:r>
+            <m:t xml:space="preserve">−</m:t>
+          </m:r>
+          <m:r>
+            <m:t xml:space="preserve">D</m:t>
+          </m:r>
+          <m:d>
+            <m:dPr/>
+            <m:e>
+              <m:r>
+                <m:t xml:space="preserve">y</m:t>
+              </m:r>
+              <m:r>
+                <m:t xml:space="preserve">−</m:t>
+              </m:r>
+              <m:r>
+                <m:t xml:space="preserve">x</m:t>
+              </m:r>
+            </m:e>
+          </m:d>
         </m:oMath>
       </m:oMathPara>
     </w:p>
